--- a/2 курс/4 семестр/Анализ и концептуальное моделирование систем/2/2 ПР_Астахов_СП.docx
+++ b/2 курс/4 семестр/Анализ и концептуальное моделирование систем/2/2 ПР_Астахов_СП.docx
@@ -1,6 +1,6 @@
 
 <file path=word/document.xml><?xml version="1.0" encoding="utf-8"?>
-<w:document xmlns:wpc="http://schemas.microsoft.com/office/word/2010/wordprocessingCanvas" xmlns:cx="http://schemas.microsoft.com/office/drawing/2014/chartex" xmlns:cx1="http://schemas.microsoft.com/office/drawing/2015/9/8/chartex" xmlns:cx2="http://schemas.microsoft.com/office/drawing/2015/10/21/chartex" xmlns:cx3="http://schemas.microsoft.com/office/drawing/2016/5/9/chartex" xmlns:cx4="http://schemas.microsoft.com/office/drawing/2016/5/10/chartex" xmlns:cx5="http://schemas.microsoft.com/office/drawing/2016/5/11/chartex" xmlns:cx6="http://schemas.microsoft.com/office/drawing/2016/5/12/chartex" xmlns:cx7="http://schemas.microsoft.com/office/drawing/2016/5/13/chartex" xmlns:cx8="http://schemas.microsoft.com/office/drawing/2016/5/14/chartex" xmlns:mc="http://schemas.openxmlformats.org/markup-compatibility/2006" xmlns:aink="http://schemas.microsoft.com/office/drawing/2016/ink" xmlns:am3d="http://schemas.microsoft.com/office/drawing/2017/model3d" xmlns:o="urn:schemas-microsoft-com:office:office" xmlns:r="http://schemas.openxmlformats.org/officeDocument/2006/relationships" xmlns:m="http://schemas.openxmlformats.org/officeDocument/2006/math" xmlns:v="urn:schemas-microsoft-com:vml" xmlns:wp14="http://schemas.microsoft.com/office/word/2010/wordprocessingDrawing" xmlns:wp="http://schemas.openxmlformats.org/drawingml/2006/wordprocessingDrawing" xmlns:w10="urn:schemas-microsoft-com:office:word" xmlns:w="http://schemas.openxmlformats.org/wordprocessingml/2006/main" xmlns:w14="http://schemas.microsoft.com/office/word/2010/wordml" xmlns:w15="http://schemas.microsoft.com/office/word/2012/wordml" xmlns:w16cex="http://schemas.microsoft.com/office/word/2018/wordml/cex" xmlns:w16cid="http://schemas.microsoft.com/office/word/2016/wordml/cid" xmlns:w16="http://schemas.microsoft.com/office/word/2018/wordml" xmlns:w16sdtdh="http://schemas.microsoft.com/office/word/2020/wordml/sdtdatahash" xmlns:w16se="http://schemas.microsoft.com/office/word/2015/wordml/symex" xmlns:wpg="http://schemas.microsoft.com/office/word/2010/wordprocessingGroup" xmlns:wpi="http://schemas.microsoft.com/office/word/2010/wordprocessingInk" xmlns:wne="http://schemas.microsoft.com/office/word/2006/wordml" xmlns:wps="http://schemas.microsoft.com/office/word/2010/wordprocessingShape" mc:Ignorable="w14 w15 w16se w16cid w16 w16cex w16sdtdh wp14">
+<w:document xmlns:wpc="http://schemas.microsoft.com/office/word/2010/wordprocessingCanvas" xmlns:cx="http://schemas.microsoft.com/office/drawing/2014/chartex" xmlns:cx1="http://schemas.microsoft.com/office/drawing/2015/9/8/chartex" xmlns:mc="http://schemas.openxmlformats.org/markup-compatibility/2006" xmlns:o="urn:schemas-microsoft-com:office:office" xmlns:r="http://schemas.openxmlformats.org/officeDocument/2006/relationships" xmlns:m="http://schemas.openxmlformats.org/officeDocument/2006/math" xmlns:v="urn:schemas-microsoft-com:vml" xmlns:wp14="http://schemas.microsoft.com/office/word/2010/wordprocessingDrawing" xmlns:wp="http://schemas.openxmlformats.org/drawingml/2006/wordprocessingDrawing" xmlns:w10="urn:schemas-microsoft-com:office:word" xmlns:w="http://schemas.openxmlformats.org/wordprocessingml/2006/main" xmlns:w14="http://schemas.microsoft.com/office/word/2010/wordml" xmlns:w15="http://schemas.microsoft.com/office/word/2012/wordml" xmlns:w16se="http://schemas.microsoft.com/office/word/2015/wordml/symex" xmlns:wpg="http://schemas.microsoft.com/office/word/2010/wordprocessingGroup" xmlns:wpi="http://schemas.microsoft.com/office/word/2010/wordprocessingInk" xmlns:wne="http://schemas.microsoft.com/office/word/2006/wordml" xmlns:wps="http://schemas.microsoft.com/office/word/2010/wordprocessingShape" mc:Ignorable="w14 w15 w16se wp14">
   <w:body>
     <w:tbl>
       <w:tblPr>
@@ -26,7 +26,7 @@
           </w:tcPr>
           <w:p>
             <w:pPr>
-              <w:spacing w:before="60" w:line="360" w:lineRule="auto"/>
+              <w:spacing w:before="60"/>
               <w:jc w:val="center"/>
               <w:rPr>
                 <w:rFonts w:cs="Times New Roman"/>
@@ -86,7 +86,7 @@
           </w:p>
           <w:p>
             <w:pPr>
-              <w:spacing w:before="60" w:line="360" w:lineRule="auto"/>
+              <w:spacing w:before="60"/>
               <w:jc w:val="center"/>
               <w:rPr>
                 <w:rFonts w:cs="Times New Roman"/>
@@ -182,7 +182,6 @@
           </w:p>
           <w:p>
             <w:pPr>
-              <w:spacing w:line="360" w:lineRule="auto"/>
               <w:jc w:val="center"/>
               <w:rPr>
                 <w:rFonts w:cs="Times New Roman"/>
@@ -262,7 +261,7 @@
                     </wp:inline>
                   </w:drawing>
                 </mc:Choice>
-                <mc:Fallback xmlns:w16sdtfl="http://schemas.microsoft.com/office/word/2024/wordml/sdtformatlock" xmlns:w16du="http://schemas.microsoft.com/office/word/2023/wordml/word16du" xmlns:oel="http://schemas.microsoft.com/office/2019/extlst">
+                <mc:Fallback xmlns:w16sdtfl="http://schemas.microsoft.com/office/word/2024/wordml/sdtformatlock" xmlns:w16du="http://schemas.microsoft.com/office/word/2023/wordml/word16du" xmlns:oel="http://schemas.microsoft.com/office/2019/extlst" xmlns:w16sdtdh="http://schemas.microsoft.com/office/word/2020/wordml/sdtdatahash" xmlns:w16="http://schemas.microsoft.com/office/word/2018/wordml" xmlns:w16cid="http://schemas.microsoft.com/office/word/2016/wordml/cid" xmlns:w16cex="http://schemas.microsoft.com/office/word/2018/wordml/cex" xmlns:am3d="http://schemas.microsoft.com/office/drawing/2017/model3d" xmlns:aink="http://schemas.microsoft.com/office/drawing/2016/ink" xmlns:cx8="http://schemas.microsoft.com/office/drawing/2016/5/14/chartex" xmlns:cx7="http://schemas.microsoft.com/office/drawing/2016/5/13/chartex" xmlns:cx6="http://schemas.microsoft.com/office/drawing/2016/5/12/chartex" xmlns:cx5="http://schemas.microsoft.com/office/drawing/2016/5/11/chartex" xmlns:cx4="http://schemas.microsoft.com/office/drawing/2016/5/10/chartex" xmlns:cx3="http://schemas.microsoft.com/office/drawing/2016/5/9/chartex" xmlns:cx2="http://schemas.microsoft.com/office/drawing/2015/10/21/chartex">
                   <w:pict>
                     <v:line w14:anchorId="00FBA5DF" id="Прямая соединительная линия 2" o:spid="_x0000_s1026" style="flip:y;visibility:visible;mso-wrap-style:square;mso-left-percent:-10001;mso-top-percent:-10001;mso-position-horizontal:absolute;mso-position-horizontal-relative:char;mso-position-vertical:absolute;mso-position-vertical-relative:line;mso-left-percent:-10001;mso-top-percent:-10001" from="0,0" to="441pt,.1pt" o:gfxdata="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" strokeweight="3pt">
                       <v:stroke linestyle="thinThin"/>
@@ -483,7 +482,6 @@
     </w:p>
     <w:p>
       <w:pPr>
-        <w:spacing w:line="360" w:lineRule="auto"/>
         <w:jc w:val="center"/>
         <w:rPr>
           <w:rFonts w:cs="Times New Roman"/>
@@ -493,7 +491,6 @@
     </w:p>
     <w:p>
       <w:pPr>
-        <w:spacing w:line="360" w:lineRule="auto"/>
         <w:jc w:val="center"/>
         <w:rPr>
           <w:rFonts w:cs="Times New Roman"/>
@@ -503,7 +500,6 @@
     </w:p>
     <w:p>
       <w:pPr>
-        <w:spacing w:line="360" w:lineRule="auto"/>
         <w:rPr>
           <w:rFonts w:cs="Times New Roman"/>
           <w:szCs w:val="28"/>
@@ -512,7 +508,6 @@
     </w:p>
     <w:p>
       <w:pPr>
-        <w:spacing w:line="360" w:lineRule="auto"/>
         <w:jc w:val="center"/>
         <w:rPr>
           <w:rFonts w:cs="Times New Roman"/>
@@ -814,6 +809,7 @@
                 <w:szCs w:val="28"/>
               </w:rPr>
             </w:pPr>
+            <w:proofErr w:type="spellStart"/>
             <w:r>
               <w:rPr>
                 <w:rFonts w:cs="Times New Roman"/>
@@ -821,7 +817,17 @@
                 <w:iCs/>
                 <w:szCs w:val="28"/>
               </w:rPr>
-              <w:t>Свищёв А.В.</w:t>
+              <w:t>Свищёв</w:t>
+            </w:r>
+            <w:proofErr w:type="spellEnd"/>
+            <w:r>
+              <w:rPr>
+                <w:rFonts w:cs="Times New Roman"/>
+                <w:i/>
+                <w:iCs/>
+                <w:szCs w:val="28"/>
+              </w:rPr>
+              <w:t xml:space="preserve"> А.В.</w:t>
             </w:r>
           </w:p>
         </w:tc>
@@ -942,79 +948,6 @@
     </w:p>
     <w:p>
       <w:pPr>
-        <w:jc w:val="center"/>
-        <w:rPr>
-          <w:rFonts w:cs="Times New Roman"/>
-          <w:szCs w:val="28"/>
-        </w:rPr>
-      </w:pPr>
-    </w:p>
-    <w:p>
-      <w:pPr>
-        <w:jc w:val="center"/>
-        <w:rPr>
-          <w:rFonts w:cs="Times New Roman"/>
-          <w:szCs w:val="28"/>
-        </w:rPr>
-      </w:pPr>
-    </w:p>
-    <w:p>
-      <w:pPr>
-        <w:jc w:val="center"/>
-        <w:rPr>
-          <w:rFonts w:cs="Times New Roman"/>
-          <w:szCs w:val="28"/>
-        </w:rPr>
-      </w:pPr>
-    </w:p>
-    <w:p>
-      <w:pPr>
-        <w:jc w:val="center"/>
-        <w:rPr>
-          <w:rFonts w:cs="Times New Roman"/>
-          <w:szCs w:val="28"/>
-        </w:rPr>
-      </w:pPr>
-    </w:p>
-    <w:p>
-      <w:pPr>
-        <w:jc w:val="center"/>
-        <w:rPr>
-          <w:rFonts w:cs="Times New Roman"/>
-          <w:szCs w:val="28"/>
-        </w:rPr>
-      </w:pPr>
-    </w:p>
-    <w:p>
-      <w:pPr>
-        <w:jc w:val="center"/>
-        <w:rPr>
-          <w:rFonts w:cs="Times New Roman"/>
-          <w:szCs w:val="28"/>
-        </w:rPr>
-      </w:pPr>
-    </w:p>
-    <w:p>
-      <w:pPr>
-        <w:jc w:val="center"/>
-        <w:rPr>
-          <w:rFonts w:cs="Times New Roman"/>
-          <w:szCs w:val="28"/>
-        </w:rPr>
-      </w:pPr>
-    </w:p>
-    <w:p>
-      <w:pPr>
-        <w:jc w:val="center"/>
-        <w:rPr>
-          <w:rFonts w:cs="Times New Roman"/>
-          <w:szCs w:val="28"/>
-        </w:rPr>
-      </w:pPr>
-    </w:p>
-    <w:p>
-      <w:pPr>
-        <w:jc w:val="center"/>
         <w:rPr>
           <w:rFonts w:cs="Times New Roman"/>
           <w:szCs w:val="28"/>
@@ -1397,7 +1330,6 @@
         </w:p>
         <w:p>
           <w:pPr>
-            <w:spacing w:line="360" w:lineRule="auto"/>
             <w:jc w:val="center"/>
             <w:rPr>
               <w:rFonts w:cs="Times New Roman"/>
@@ -1420,7 +1352,7 @@
       <w:pPr>
         <w:widowControl/>
         <w:suppressAutoHyphens w:val="0"/>
-        <w:spacing w:after="160" w:line="360" w:lineRule="auto"/>
+        <w:spacing w:after="160"/>
         <w:rPr>
           <w:rFonts w:cs="Times New Roman"/>
           <w:b/>
@@ -1433,7 +1365,7 @@
       <w:pPr>
         <w:widowControl/>
         <w:suppressAutoHyphens w:val="0"/>
-        <w:spacing w:after="160" w:line="360" w:lineRule="auto"/>
+        <w:spacing w:after="160"/>
         <w:rPr>
           <w:rFonts w:cs="Times New Roman"/>
           <w:b/>
@@ -1446,7 +1378,7 @@
       <w:pPr>
         <w:widowControl/>
         <w:suppressAutoHyphens w:val="0"/>
-        <w:spacing w:after="160" w:line="360" w:lineRule="auto"/>
+        <w:spacing w:after="160"/>
         <w:rPr>
           <w:rFonts w:cs="Times New Roman"/>
           <w:b/>
@@ -1459,7 +1391,7 @@
       <w:pPr>
         <w:widowControl/>
         <w:suppressAutoHyphens w:val="0"/>
-        <w:spacing w:after="160" w:line="360" w:lineRule="auto"/>
+        <w:spacing w:after="160"/>
         <w:rPr>
           <w:rFonts w:cs="Times New Roman"/>
           <w:b/>
@@ -1472,7 +1404,7 @@
       <w:pPr>
         <w:widowControl/>
         <w:suppressAutoHyphens w:val="0"/>
-        <w:spacing w:after="160" w:line="360" w:lineRule="auto"/>
+        <w:spacing w:after="160"/>
         <w:rPr>
           <w:rFonts w:cs="Times New Roman"/>
           <w:b/>
@@ -1485,7 +1417,7 @@
       <w:pPr>
         <w:widowControl/>
         <w:suppressAutoHyphens w:val="0"/>
-        <w:spacing w:after="160" w:line="360" w:lineRule="auto"/>
+        <w:spacing w:after="160"/>
         <w:rPr>
           <w:rFonts w:cs="Times New Roman"/>
           <w:b/>
@@ -1498,7 +1430,7 @@
       <w:pPr>
         <w:widowControl/>
         <w:suppressAutoHyphens w:val="0"/>
-        <w:spacing w:after="160" w:line="360" w:lineRule="auto"/>
+        <w:spacing w:after="160"/>
         <w:rPr>
           <w:rFonts w:cs="Times New Roman"/>
           <w:b/>
@@ -1511,7 +1443,7 @@
       <w:pPr>
         <w:widowControl/>
         <w:suppressAutoHyphens w:val="0"/>
-        <w:spacing w:after="160" w:line="360" w:lineRule="auto"/>
+        <w:spacing w:after="160"/>
         <w:rPr>
           <w:rFonts w:cs="Times New Roman"/>
           <w:b/>
@@ -1524,7 +1456,7 @@
       <w:pPr>
         <w:widowControl/>
         <w:suppressAutoHyphens w:val="0"/>
-        <w:spacing w:after="160" w:line="360" w:lineRule="auto"/>
+        <w:spacing w:after="160"/>
         <w:rPr>
           <w:rFonts w:cs="Times New Roman"/>
           <w:b/>
@@ -1537,7 +1469,7 @@
       <w:pPr>
         <w:widowControl/>
         <w:suppressAutoHyphens w:val="0"/>
-        <w:spacing w:after="160" w:line="360" w:lineRule="auto"/>
+        <w:spacing w:after="160"/>
         <w:rPr>
           <w:rFonts w:cs="Times New Roman"/>
           <w:b/>
@@ -1550,7 +1482,7 @@
       <w:pPr>
         <w:widowControl/>
         <w:suppressAutoHyphens w:val="0"/>
-        <w:spacing w:after="160" w:line="360" w:lineRule="auto"/>
+        <w:spacing w:after="160"/>
         <w:rPr>
           <w:rFonts w:cs="Times New Roman"/>
           <w:b/>
@@ -1563,7 +1495,7 @@
       <w:pPr>
         <w:widowControl/>
         <w:suppressAutoHyphens w:val="0"/>
-        <w:spacing w:after="160" w:line="360" w:lineRule="auto"/>
+        <w:spacing w:after="160"/>
         <w:rPr>
           <w:rFonts w:cs="Times New Roman"/>
           <w:b/>
@@ -1576,7 +1508,7 @@
       <w:pPr>
         <w:widowControl/>
         <w:suppressAutoHyphens w:val="0"/>
-        <w:spacing w:after="160" w:line="360" w:lineRule="auto"/>
+        <w:spacing w:after="160"/>
         <w:rPr>
           <w:rFonts w:cs="Times New Roman"/>
           <w:b/>
@@ -1589,7 +1521,7 @@
       <w:pPr>
         <w:widowControl/>
         <w:suppressAutoHyphens w:val="0"/>
-        <w:spacing w:after="160" w:line="360" w:lineRule="auto"/>
+        <w:spacing w:after="160"/>
         <w:rPr>
           <w:rFonts w:cs="Times New Roman"/>
           <w:b/>
@@ -1602,7 +1534,7 @@
       <w:pPr>
         <w:widowControl/>
         <w:suppressAutoHyphens w:val="0"/>
-        <w:spacing w:after="160" w:line="360" w:lineRule="auto"/>
+        <w:spacing w:after="160"/>
         <w:rPr>
           <w:rFonts w:cs="Times New Roman"/>
           <w:b/>
@@ -1615,7 +1547,7 @@
       <w:pPr>
         <w:widowControl/>
         <w:suppressAutoHyphens w:val="0"/>
-        <w:spacing w:after="160" w:line="360" w:lineRule="auto"/>
+        <w:spacing w:after="160"/>
         <w:rPr>
           <w:rFonts w:cs="Times New Roman"/>
           <w:b/>
@@ -1628,7 +1560,7 @@
       <w:pPr>
         <w:widowControl/>
         <w:suppressAutoHyphens w:val="0"/>
-        <w:spacing w:after="160" w:line="360" w:lineRule="auto"/>
+        <w:spacing w:after="160"/>
         <w:rPr>
           <w:rFonts w:cs="Times New Roman"/>
           <w:b/>
@@ -1641,7 +1573,7 @@
       <w:pPr>
         <w:widowControl/>
         <w:suppressAutoHyphens w:val="0"/>
-        <w:spacing w:after="160" w:line="360" w:lineRule="auto"/>
+        <w:spacing w:after="160"/>
         <w:rPr>
           <w:rFonts w:cs="Times New Roman"/>
           <w:b/>
@@ -1655,21 +1587,11 @@
         <w:pStyle w:val="1"/>
         <w:numPr>
           <w:ilvl w:val="0"/>
-          <w:numId w:val="24"/>
+          <w:numId w:val="34"/>
         </w:numPr>
-        <w:rPr>
-          <w:rFonts w:cs="Times New Roman"/>
-          <w:sz w:val="28"/>
-          <w:szCs w:val="28"/>
-        </w:rPr>
       </w:pPr>
       <w:bookmarkStart w:id="0" w:name="_Toc191459056"/>
       <w:r>
-        <w:rPr>
-          <w:rFonts w:cs="Times New Roman"/>
-          <w:sz w:val="28"/>
-          <w:szCs w:val="28"/>
-        </w:rPr>
         <w:lastRenderedPageBreak/>
         <w:t>Цель работы и задание</w:t>
       </w:r>
@@ -1679,7 +1601,7 @@
       <w:pPr>
         <w:widowControl/>
         <w:suppressAutoHyphens w:val="0"/>
-        <w:spacing w:after="160" w:line="360" w:lineRule="auto"/>
+        <w:spacing w:after="160"/>
         <w:ind w:firstLine="360"/>
         <w:rPr>
           <w:rFonts w:cs="Times New Roman"/>
@@ -1702,12 +1624,15 @@
         </w:rPr>
         <w:t xml:space="preserve"> </w:t>
       </w:r>
+      <w:r>
+        <w:t>изучить основные элементы и правила построения диаграммы вариантов использования.</w:t>
+      </w:r>
     </w:p>
     <w:p>
       <w:pPr>
         <w:widowControl/>
         <w:suppressAutoHyphens w:val="0"/>
-        <w:spacing w:after="160" w:line="360" w:lineRule="auto"/>
+        <w:spacing w:after="160"/>
         <w:ind w:firstLine="360"/>
         <w:rPr>
           <w:rFonts w:cs="Times New Roman"/>
@@ -1730,12 +1655,15 @@
         </w:rPr>
         <w:t xml:space="preserve"> </w:t>
       </w:r>
+      <w:r>
+        <w:t>описать функции рассматриваемой системы с помощью диаграммы вариантов использования.</w:t>
+      </w:r>
     </w:p>
     <w:p>
       <w:pPr>
         <w:widowControl/>
         <w:suppressAutoHyphens w:val="0"/>
-        <w:spacing w:after="160" w:line="360" w:lineRule="auto"/>
+        <w:spacing w:after="160"/>
         <w:ind w:firstLine="360"/>
         <w:rPr>
           <w:rFonts w:cs="Times New Roman"/>
@@ -1756,341 +1684,495 @@
     </w:p>
     <w:p>
       <w:pPr>
-        <w:pStyle w:val="a6"/>
         <w:widowControl/>
         <w:suppressAutoHyphens w:val="0"/>
-        <w:spacing w:after="160" w:line="360" w:lineRule="auto"/>
-        <w:rPr>
-          <w:rFonts w:cs="Times New Roman"/>
-          <w:szCs w:val="28"/>
-        </w:rPr>
-      </w:pPr>
+        <w:spacing w:after="160"/>
+        <w:ind w:firstLine="360"/>
+      </w:pPr>
+      <w:r>
+        <w:t xml:space="preserve">Построить диаграмму вариантов использования по следующему описанию: «Клиент банка может пополнить счет, в случае отсутствия счета предварительно открыв его, или снять деньги со счета, с возможностью его закрытия. В каждом из описанных действий участвует операционист банка и кассир.» Заполнить таблицу на основе полученной диаграммы: </w:t>
+      </w:r>
+    </w:p>
+    <w:tbl>
+      <w:tblPr>
+        <w:tblStyle w:val="a5"/>
+        <w:tblW w:w="5000" w:type="pct"/>
+        <w:tblLook w:val="04A0" w:firstRow="1" w:lastRow="0" w:firstColumn="1" w:lastColumn="0" w:noHBand="0" w:noVBand="1"/>
+      </w:tblPr>
+      <w:tblGrid>
+        <w:gridCol w:w="2311"/>
+        <w:gridCol w:w="3146"/>
+        <w:gridCol w:w="3888"/>
+      </w:tblGrid>
+      <w:tr>
+        <w:trPr>
+          <w:trHeight w:val="507"/>
+        </w:trPr>
+        <w:tc>
+          <w:tcPr>
+            <w:tcW w:w="1236" w:type="pct"/>
+            <w:vAlign w:val="center"/>
+          </w:tcPr>
+          <w:p>
+            <w:pPr>
+              <w:widowControl/>
+              <w:suppressAutoHyphens w:val="0"/>
+              <w:spacing w:after="160" w:line="259" w:lineRule="auto"/>
+              <w:ind w:firstLine="0"/>
+              <w:jc w:val="center"/>
+              <w:rPr>
+                <w:rFonts w:cs="Times New Roman"/>
+                <w:b/>
+                <w:bCs/>
+                <w:szCs w:val="28"/>
+              </w:rPr>
+            </w:pPr>
+            <w:r>
+              <w:rPr>
+                <w:rFonts w:cs="Times New Roman"/>
+                <w:b/>
+                <w:bCs/>
+                <w:szCs w:val="28"/>
+              </w:rPr>
+              <w:t>Актер</w:t>
+            </w:r>
+            <w:r>
+              <w:rPr>
+                <w:rFonts w:cs="Times New Roman"/>
+                <w:b/>
+                <w:bCs/>
+                <w:szCs w:val="28"/>
+                <w:lang w:val="en-US"/>
+              </w:rPr>
+              <w:t xml:space="preserve">/ </w:t>
+            </w:r>
+            <w:r>
+              <w:rPr>
+                <w:rFonts w:cs="Times New Roman"/>
+                <w:b/>
+                <w:bCs/>
+                <w:szCs w:val="28"/>
+              </w:rPr>
+              <w:t>ВИ</w:t>
+            </w:r>
+          </w:p>
+        </w:tc>
+        <w:tc>
+          <w:tcPr>
+            <w:tcW w:w="1683" w:type="pct"/>
+            <w:vAlign w:val="center"/>
+          </w:tcPr>
+          <w:p>
+            <w:pPr>
+              <w:widowControl/>
+              <w:suppressAutoHyphens w:val="0"/>
+              <w:spacing w:after="160" w:line="259" w:lineRule="auto"/>
+              <w:ind w:firstLine="0"/>
+              <w:jc w:val="center"/>
+              <w:rPr>
+                <w:rFonts w:cs="Times New Roman"/>
+                <w:b/>
+                <w:bCs/>
+                <w:szCs w:val="28"/>
+              </w:rPr>
+            </w:pPr>
+            <w:r>
+              <w:rPr>
+                <w:rFonts w:cs="Times New Roman"/>
+                <w:b/>
+                <w:bCs/>
+                <w:szCs w:val="28"/>
+              </w:rPr>
+              <w:t>Тип связи</w:t>
+            </w:r>
+          </w:p>
+        </w:tc>
+        <w:tc>
+          <w:tcPr>
+            <w:tcW w:w="2080" w:type="pct"/>
+            <w:vAlign w:val="center"/>
+          </w:tcPr>
+          <w:p>
+            <w:pPr>
+              <w:widowControl/>
+              <w:suppressAutoHyphens w:val="0"/>
+              <w:spacing w:after="160" w:line="259" w:lineRule="auto"/>
+              <w:ind w:firstLine="0"/>
+              <w:jc w:val="center"/>
+              <w:rPr>
+                <w:rFonts w:cs="Times New Roman"/>
+                <w:b/>
+                <w:bCs/>
+                <w:szCs w:val="28"/>
+              </w:rPr>
+            </w:pPr>
+            <w:r>
+              <w:rPr>
+                <w:rFonts w:cs="Times New Roman"/>
+                <w:b/>
+                <w:bCs/>
+                <w:szCs w:val="28"/>
+              </w:rPr>
+              <w:t>Вариант использования</w:t>
+            </w:r>
+          </w:p>
+        </w:tc>
+      </w:tr>
+      <w:tr>
+        <w:trPr>
+          <w:trHeight w:val="508"/>
+        </w:trPr>
+        <w:tc>
+          <w:tcPr>
+            <w:tcW w:w="1236" w:type="pct"/>
+            <w:vAlign w:val="center"/>
+          </w:tcPr>
+          <w:p>
+            <w:pPr>
+              <w:widowControl/>
+              <w:suppressAutoHyphens w:val="0"/>
+              <w:spacing w:after="160" w:line="259" w:lineRule="auto"/>
+              <w:ind w:firstLine="0"/>
+              <w:jc w:val="center"/>
+              <w:rPr>
+                <w:rFonts w:cs="Times New Roman"/>
+                <w:szCs w:val="28"/>
+              </w:rPr>
+            </w:pPr>
+            <w:r>
+              <w:rPr>
+                <w:rFonts w:cs="Times New Roman"/>
+                <w:szCs w:val="28"/>
+              </w:rPr>
+              <w:t>Клиент Банка</w:t>
+            </w:r>
+          </w:p>
+        </w:tc>
+        <w:tc>
+          <w:tcPr>
+            <w:tcW w:w="1683" w:type="pct"/>
+            <w:vAlign w:val="center"/>
+          </w:tcPr>
+          <w:p>
+            <w:pPr>
+              <w:widowControl/>
+              <w:suppressAutoHyphens w:val="0"/>
+              <w:spacing w:after="160" w:line="259" w:lineRule="auto"/>
+              <w:ind w:firstLine="0"/>
+              <w:jc w:val="center"/>
+              <w:rPr>
+                <w:rFonts w:cs="Times New Roman"/>
+                <w:szCs w:val="28"/>
+              </w:rPr>
+            </w:pPr>
+            <w:r>
+              <w:rPr>
+                <w:rFonts w:cs="Times New Roman"/>
+                <w:szCs w:val="28"/>
+              </w:rPr>
+              <w:t>Простая ассоциация</w:t>
+            </w:r>
+          </w:p>
+        </w:tc>
+        <w:tc>
+          <w:tcPr>
+            <w:tcW w:w="2080" w:type="pct"/>
+            <w:vAlign w:val="center"/>
+          </w:tcPr>
+          <w:p>
+            <w:pPr>
+              <w:widowControl/>
+              <w:suppressAutoHyphens w:val="0"/>
+              <w:spacing w:after="160" w:line="259" w:lineRule="auto"/>
+              <w:ind w:firstLine="0"/>
+              <w:jc w:val="center"/>
+              <w:rPr>
+                <w:rFonts w:cs="Times New Roman"/>
+                <w:szCs w:val="28"/>
+              </w:rPr>
+            </w:pPr>
+            <w:r>
+              <w:rPr>
+                <w:rFonts w:cs="Times New Roman"/>
+                <w:szCs w:val="28"/>
+              </w:rPr>
+              <w:t>Пополнить счет</w:t>
+            </w:r>
+          </w:p>
+        </w:tc>
+      </w:tr>
+      <w:tr>
+        <w:trPr>
+          <w:trHeight w:val="507"/>
+        </w:trPr>
+        <w:tc>
+          <w:tcPr>
+            <w:tcW w:w="1236" w:type="pct"/>
+            <w:vAlign w:val="center"/>
+          </w:tcPr>
+          <w:p>
+            <w:pPr>
+              <w:widowControl/>
+              <w:suppressAutoHyphens w:val="0"/>
+              <w:spacing w:after="160" w:line="259" w:lineRule="auto"/>
+              <w:ind w:firstLine="0"/>
+              <w:jc w:val="center"/>
+              <w:rPr>
+                <w:rFonts w:cs="Times New Roman"/>
+                <w:szCs w:val="28"/>
+              </w:rPr>
+            </w:pPr>
+            <w:r>
+              <w:rPr>
+                <w:rFonts w:cs="Times New Roman"/>
+                <w:szCs w:val="28"/>
+              </w:rPr>
+              <w:t>Операционист</w:t>
+            </w:r>
+          </w:p>
+        </w:tc>
+        <w:tc>
+          <w:tcPr>
+            <w:tcW w:w="1683" w:type="pct"/>
+            <w:vAlign w:val="center"/>
+          </w:tcPr>
+          <w:p>
+            <w:pPr>
+              <w:widowControl/>
+              <w:suppressAutoHyphens w:val="0"/>
+              <w:spacing w:after="160" w:line="259" w:lineRule="auto"/>
+              <w:ind w:firstLine="0"/>
+              <w:jc w:val="center"/>
+              <w:rPr>
+                <w:rFonts w:cs="Times New Roman"/>
+                <w:szCs w:val="28"/>
+              </w:rPr>
+            </w:pPr>
+            <w:r>
+              <w:rPr>
+                <w:rFonts w:cs="Times New Roman"/>
+                <w:szCs w:val="28"/>
+              </w:rPr>
+              <w:t>Простая ассоциация</w:t>
+            </w:r>
+          </w:p>
+        </w:tc>
+        <w:tc>
+          <w:tcPr>
+            <w:tcW w:w="2080" w:type="pct"/>
+            <w:vAlign w:val="center"/>
+          </w:tcPr>
+          <w:p>
+            <w:pPr>
+              <w:widowControl/>
+              <w:suppressAutoHyphens w:val="0"/>
+              <w:spacing w:after="160" w:line="259" w:lineRule="auto"/>
+              <w:ind w:firstLine="0"/>
+              <w:jc w:val="center"/>
+              <w:rPr>
+                <w:rFonts w:cs="Times New Roman"/>
+                <w:szCs w:val="28"/>
+              </w:rPr>
+            </w:pPr>
+            <w:r>
+              <w:rPr>
+                <w:rFonts w:cs="Times New Roman"/>
+                <w:szCs w:val="28"/>
+              </w:rPr>
+              <w:t>Снять деньги со счета</w:t>
+            </w:r>
+          </w:p>
+        </w:tc>
+      </w:tr>
+      <w:tr>
+        <w:trPr>
+          <w:trHeight w:val="280"/>
+        </w:trPr>
+        <w:tc>
+          <w:tcPr>
+            <w:tcW w:w="1236" w:type="pct"/>
+            <w:vAlign w:val="center"/>
+          </w:tcPr>
+          <w:p>
+            <w:pPr>
+              <w:widowControl/>
+              <w:suppressAutoHyphens w:val="0"/>
+              <w:spacing w:after="160" w:line="259" w:lineRule="auto"/>
+              <w:ind w:firstLine="0"/>
+              <w:jc w:val="center"/>
+              <w:rPr>
+                <w:rFonts w:cs="Times New Roman"/>
+                <w:szCs w:val="28"/>
+              </w:rPr>
+            </w:pPr>
+            <w:r>
+              <w:rPr>
+                <w:rFonts w:cs="Times New Roman"/>
+                <w:szCs w:val="28"/>
+              </w:rPr>
+              <w:t>…</w:t>
+            </w:r>
+          </w:p>
+        </w:tc>
+        <w:tc>
+          <w:tcPr>
+            <w:tcW w:w="1683" w:type="pct"/>
+            <w:vAlign w:val="center"/>
+          </w:tcPr>
+          <w:p>
+            <w:pPr>
+              <w:widowControl/>
+              <w:suppressAutoHyphens w:val="0"/>
+              <w:spacing w:after="160" w:line="259" w:lineRule="auto"/>
+              <w:ind w:firstLine="0"/>
+              <w:jc w:val="center"/>
+              <w:rPr>
+                <w:rFonts w:cs="Times New Roman"/>
+                <w:szCs w:val="28"/>
+              </w:rPr>
+            </w:pPr>
+            <w:r>
+              <w:rPr>
+                <w:rFonts w:cs="Times New Roman"/>
+                <w:szCs w:val="28"/>
+              </w:rPr>
+              <w:t>…</w:t>
+            </w:r>
+          </w:p>
+        </w:tc>
+        <w:tc>
+          <w:tcPr>
+            <w:tcW w:w="2080" w:type="pct"/>
+            <w:vAlign w:val="center"/>
+          </w:tcPr>
+          <w:p>
+            <w:pPr>
+              <w:widowControl/>
+              <w:suppressAutoHyphens w:val="0"/>
+              <w:spacing w:after="160" w:line="259" w:lineRule="auto"/>
+              <w:ind w:firstLine="0"/>
+              <w:jc w:val="center"/>
+              <w:rPr>
+                <w:rFonts w:cs="Times New Roman"/>
+                <w:szCs w:val="28"/>
+              </w:rPr>
+            </w:pPr>
+            <w:r>
+              <w:rPr>
+                <w:rFonts w:cs="Times New Roman"/>
+                <w:szCs w:val="28"/>
+              </w:rPr>
+              <w:t>…</w:t>
+            </w:r>
+          </w:p>
+        </w:tc>
+      </w:tr>
+    </w:tbl>
+    <w:p>
+      <w:pPr>
+        <w:widowControl/>
+        <w:suppressAutoHyphens w:val="0"/>
+        <w:spacing w:after="160" w:line="259" w:lineRule="auto"/>
+        <w:jc w:val="center"/>
+      </w:pPr>
+      <w:r>
+        <w:t>Таблица 1 - Описание взаимодействий актеров и вариантов использования</w:t>
+      </w:r>
     </w:p>
     <w:p>
       <w:pPr>
-        <w:pStyle w:val="a6"/>
         <w:widowControl/>
         <w:suppressAutoHyphens w:val="0"/>
-        <w:spacing w:after="160" w:line="360" w:lineRule="auto"/>
-        <w:rPr>
-          <w:rFonts w:cs="Times New Roman"/>
-          <w:szCs w:val="28"/>
-        </w:rPr>
-      </w:pPr>
+        <w:spacing w:after="160" w:line="259" w:lineRule="auto"/>
+        <w:ind w:firstLine="360"/>
+        <w:rPr>
+          <w:b/>
+          <w:bCs/>
+        </w:rPr>
+      </w:pPr>
+      <w:r>
+        <w:rPr>
+          <w:b/>
+          <w:bCs/>
+        </w:rPr>
+        <w:t xml:space="preserve">Собственный вариант: </w:t>
+      </w:r>
+      <w:r>
+        <w:t>м</w:t>
+      </w:r>
+      <w:r>
+        <w:t>оделирование работы автохозяйства.</w:t>
+      </w:r>
     </w:p>
     <w:p>
       <w:pPr>
-        <w:pStyle w:val="a6"/>
         <w:widowControl/>
         <w:suppressAutoHyphens w:val="0"/>
-        <w:spacing w:after="160" w:line="360" w:lineRule="auto"/>
-        <w:rPr>
-          <w:rFonts w:cs="Times New Roman"/>
-          <w:szCs w:val="28"/>
-        </w:rPr>
-      </w:pPr>
-    </w:p>
-    <w:p>
-      <w:pPr>
-        <w:pStyle w:val="a6"/>
-        <w:widowControl/>
-        <w:suppressAutoHyphens w:val="0"/>
-        <w:spacing w:after="160" w:line="360" w:lineRule="auto"/>
-        <w:rPr>
-          <w:rFonts w:cs="Times New Roman"/>
-          <w:szCs w:val="28"/>
-        </w:rPr>
-      </w:pPr>
-    </w:p>
-    <w:p>
-      <w:pPr>
-        <w:pStyle w:val="a6"/>
-        <w:widowControl/>
-        <w:suppressAutoHyphens w:val="0"/>
-        <w:spacing w:after="160" w:line="360" w:lineRule="auto"/>
-        <w:rPr>
-          <w:rFonts w:cs="Times New Roman"/>
-          <w:szCs w:val="28"/>
-        </w:rPr>
-      </w:pPr>
-    </w:p>
-    <w:p>
-      <w:pPr>
-        <w:pStyle w:val="a6"/>
-        <w:widowControl/>
-        <w:suppressAutoHyphens w:val="0"/>
-        <w:spacing w:after="160" w:line="360" w:lineRule="auto"/>
-        <w:rPr>
-          <w:rFonts w:cs="Times New Roman"/>
-          <w:szCs w:val="28"/>
-        </w:rPr>
-      </w:pPr>
-    </w:p>
-    <w:p>
-      <w:pPr>
-        <w:pStyle w:val="a6"/>
-        <w:widowControl/>
-        <w:suppressAutoHyphens w:val="0"/>
-        <w:spacing w:after="160" w:line="360" w:lineRule="auto"/>
-        <w:rPr>
-          <w:rFonts w:cs="Times New Roman"/>
-          <w:szCs w:val="28"/>
-        </w:rPr>
-      </w:pPr>
-    </w:p>
-    <w:p>
-      <w:pPr>
-        <w:pStyle w:val="a6"/>
-        <w:widowControl/>
-        <w:suppressAutoHyphens w:val="0"/>
-        <w:spacing w:after="160" w:line="360" w:lineRule="auto"/>
-        <w:rPr>
-          <w:rFonts w:cs="Times New Roman"/>
-          <w:szCs w:val="28"/>
-        </w:rPr>
-      </w:pPr>
-    </w:p>
-    <w:p>
-      <w:pPr>
-        <w:pStyle w:val="a6"/>
-        <w:widowControl/>
-        <w:suppressAutoHyphens w:val="0"/>
-        <w:spacing w:after="160" w:line="360" w:lineRule="auto"/>
-        <w:rPr>
-          <w:rFonts w:cs="Times New Roman"/>
-          <w:szCs w:val="28"/>
-        </w:rPr>
-      </w:pPr>
-    </w:p>
-    <w:p>
-      <w:pPr>
-        <w:pStyle w:val="a6"/>
-        <w:widowControl/>
-        <w:suppressAutoHyphens w:val="0"/>
-        <w:spacing w:after="160" w:line="360" w:lineRule="auto"/>
-        <w:rPr>
-          <w:rFonts w:cs="Times New Roman"/>
-          <w:szCs w:val="28"/>
-        </w:rPr>
-      </w:pPr>
-    </w:p>
-    <w:p>
-      <w:pPr>
-        <w:pStyle w:val="a6"/>
-        <w:widowControl/>
-        <w:suppressAutoHyphens w:val="0"/>
-        <w:spacing w:after="160" w:line="360" w:lineRule="auto"/>
-        <w:rPr>
-          <w:rFonts w:cs="Times New Roman"/>
-          <w:szCs w:val="28"/>
-        </w:rPr>
-      </w:pPr>
-    </w:p>
-    <w:p>
-      <w:pPr>
-        <w:pStyle w:val="a6"/>
-        <w:widowControl/>
-        <w:suppressAutoHyphens w:val="0"/>
-        <w:spacing w:after="160" w:line="360" w:lineRule="auto"/>
-        <w:rPr>
-          <w:rFonts w:cs="Times New Roman"/>
-          <w:szCs w:val="28"/>
-        </w:rPr>
-      </w:pPr>
-    </w:p>
-    <w:p>
-      <w:pPr>
-        <w:pStyle w:val="a6"/>
-        <w:widowControl/>
-        <w:suppressAutoHyphens w:val="0"/>
-        <w:spacing w:after="160" w:line="360" w:lineRule="auto"/>
-        <w:rPr>
-          <w:rFonts w:cs="Times New Roman"/>
-          <w:szCs w:val="28"/>
-        </w:rPr>
-      </w:pPr>
-    </w:p>
-    <w:p>
-      <w:pPr>
-        <w:pStyle w:val="a6"/>
-        <w:widowControl/>
-        <w:suppressAutoHyphens w:val="0"/>
-        <w:spacing w:after="160" w:line="360" w:lineRule="auto"/>
-        <w:rPr>
-          <w:rFonts w:cs="Times New Roman"/>
-          <w:szCs w:val="28"/>
-        </w:rPr>
-      </w:pPr>
-    </w:p>
-    <w:p>
-      <w:pPr>
-        <w:pStyle w:val="a6"/>
-        <w:widowControl/>
-        <w:suppressAutoHyphens w:val="0"/>
-        <w:spacing w:after="160" w:line="360" w:lineRule="auto"/>
-        <w:rPr>
-          <w:rFonts w:cs="Times New Roman"/>
-          <w:szCs w:val="28"/>
-        </w:rPr>
-      </w:pPr>
-    </w:p>
-    <w:p>
-      <w:pPr>
-        <w:pStyle w:val="a6"/>
-        <w:widowControl/>
-        <w:suppressAutoHyphens w:val="0"/>
-        <w:spacing w:after="160" w:line="360" w:lineRule="auto"/>
-        <w:rPr>
-          <w:rFonts w:cs="Times New Roman"/>
-          <w:szCs w:val="28"/>
-        </w:rPr>
-      </w:pPr>
-    </w:p>
-    <w:p>
-      <w:pPr>
-        <w:pStyle w:val="a6"/>
-        <w:widowControl/>
-        <w:suppressAutoHyphens w:val="0"/>
-        <w:spacing w:after="160" w:line="360" w:lineRule="auto"/>
-        <w:rPr>
-          <w:rFonts w:cs="Times New Roman"/>
-          <w:szCs w:val="28"/>
-        </w:rPr>
-      </w:pPr>
-    </w:p>
-    <w:p>
-      <w:pPr>
-        <w:pStyle w:val="a6"/>
-        <w:widowControl/>
-        <w:suppressAutoHyphens w:val="0"/>
-        <w:spacing w:after="160" w:line="360" w:lineRule="auto"/>
-        <w:rPr>
-          <w:rFonts w:cs="Times New Roman"/>
-          <w:szCs w:val="28"/>
-        </w:rPr>
-      </w:pPr>
-    </w:p>
-    <w:p>
-      <w:pPr>
-        <w:pStyle w:val="a6"/>
-        <w:widowControl/>
-        <w:suppressAutoHyphens w:val="0"/>
-        <w:spacing w:after="160" w:line="360" w:lineRule="auto"/>
-        <w:rPr>
-          <w:rFonts w:cs="Times New Roman"/>
-          <w:szCs w:val="28"/>
-        </w:rPr>
-      </w:pPr>
-    </w:p>
-    <w:p>
-      <w:pPr>
-        <w:pStyle w:val="a6"/>
-        <w:widowControl/>
-        <w:suppressAutoHyphens w:val="0"/>
-        <w:spacing w:after="160" w:line="360" w:lineRule="auto"/>
-        <w:rPr>
-          <w:rFonts w:cs="Times New Roman"/>
-          <w:szCs w:val="28"/>
-        </w:rPr>
-      </w:pPr>
-    </w:p>
-    <w:p>
-      <w:pPr>
-        <w:pStyle w:val="a6"/>
-        <w:widowControl/>
-        <w:suppressAutoHyphens w:val="0"/>
-        <w:spacing w:after="160" w:line="360" w:lineRule="auto"/>
-        <w:rPr>
-          <w:rFonts w:cs="Times New Roman"/>
-          <w:szCs w:val="28"/>
-        </w:rPr>
-      </w:pPr>
-    </w:p>
-    <w:p>
-      <w:pPr>
-        <w:pStyle w:val="a6"/>
-        <w:widowControl/>
-        <w:suppressAutoHyphens w:val="0"/>
-        <w:spacing w:after="160" w:line="360" w:lineRule="auto"/>
-        <w:rPr>
-          <w:rFonts w:cs="Times New Roman"/>
-          <w:szCs w:val="28"/>
-        </w:rPr>
-      </w:pPr>
-    </w:p>
-    <w:p>
-      <w:pPr>
-        <w:pStyle w:val="a6"/>
-        <w:widowControl/>
-        <w:suppressAutoHyphens w:val="0"/>
-        <w:spacing w:after="160" w:line="360" w:lineRule="auto"/>
-        <w:rPr>
-          <w:rFonts w:cs="Times New Roman"/>
-          <w:szCs w:val="28"/>
-        </w:rPr>
-      </w:pPr>
-    </w:p>
-    <w:p>
-      <w:pPr>
-        <w:pStyle w:val="a6"/>
-        <w:widowControl/>
-        <w:suppressAutoHyphens w:val="0"/>
-        <w:spacing w:after="160" w:line="360" w:lineRule="auto"/>
-        <w:rPr>
-          <w:rFonts w:cs="Times New Roman"/>
-          <w:szCs w:val="28"/>
-        </w:rPr>
-      </w:pPr>
-    </w:p>
-    <w:p>
-      <w:pPr>
-        <w:pStyle w:val="a6"/>
-        <w:widowControl/>
-        <w:suppressAutoHyphens w:val="0"/>
-        <w:spacing w:after="160" w:line="360" w:lineRule="auto"/>
-        <w:rPr>
-          <w:rFonts w:cs="Times New Roman"/>
-          <w:szCs w:val="28"/>
-        </w:rPr>
-      </w:pPr>
+        <w:spacing w:after="160" w:line="259" w:lineRule="auto"/>
+        <w:jc w:val="left"/>
+      </w:pPr>
+      <w:r>
+        <w:br w:type="page"/>
+      </w:r>
     </w:p>
     <w:p>
       <w:pPr>
         <w:pStyle w:val="1"/>
         <w:numPr>
           <w:ilvl w:val="0"/>
-          <w:numId w:val="24"/>
+          <w:numId w:val="34"/>
         </w:numPr>
-        <w:rPr>
-          <w:rFonts w:cs="Times New Roman"/>
-          <w:sz w:val="28"/>
-          <w:szCs w:val="28"/>
-        </w:rPr>
       </w:pPr>
       <w:bookmarkStart w:id="1" w:name="_Toc191459057"/>
       <w:r>
-        <w:rPr>
-          <w:rFonts w:cs="Times New Roman"/>
-          <w:sz w:val="28"/>
-          <w:szCs w:val="28"/>
-        </w:rPr>
         <w:lastRenderedPageBreak/>
-        <w:t>Описание этапов</w:t>
+        <w:t>Описание</w:t>
+      </w:r>
+      <w:r>
+        <w:t xml:space="preserve"> этапов</w:t>
       </w:r>
       <w:bookmarkEnd w:id="1"/>
     </w:p>
     <w:p>
       <w:pPr>
-        <w:spacing w:line="360" w:lineRule="auto"/>
-        <w:rPr>
-          <w:rFonts w:cs="Times New Roman"/>
-          <w:szCs w:val="28"/>
-        </w:rPr>
-      </w:pPr>
+        <w:pStyle w:val="2"/>
+        <w:numPr>
+          <w:ilvl w:val="1"/>
+          <w:numId w:val="34"/>
+        </w:numPr>
+      </w:pPr>
+      <w:r>
+        <w:rPr>
+          <w:rFonts w:cs="Times New Roman"/>
+          <w:szCs w:val="28"/>
+          <w:lang w:val="en-US"/>
+        </w:rPr>
+        <w:t>UML-</w:t>
+      </w:r>
+      <w:r>
+        <w:rPr>
+          <w:rFonts w:cs="Times New Roman"/>
+          <w:szCs w:val="28"/>
+        </w:rPr>
+        <w:t>диаграмма</w:t>
+      </w:r>
+    </w:p>
+    <w:p/>
+    <w:p/>
+    <w:p>
+      <w:pPr>
+        <w:pStyle w:val="2"/>
+        <w:numPr>
+          <w:ilvl w:val="1"/>
+          <w:numId w:val="34"/>
+        </w:numPr>
+      </w:pPr>
+      <w:r>
+        <w:t>Таблица описание взаимодействий</w:t>
+      </w:r>
     </w:p>
     <w:p>
       <w:pPr>
-        <w:spacing w:line="360" w:lineRule="auto"/>
         <w:rPr>
           <w:rFonts w:cs="Times New Roman"/>
           <w:szCs w:val="28"/>
@@ -2099,7 +2181,326 @@
     </w:p>
     <w:p>
       <w:pPr>
-        <w:spacing w:line="360" w:lineRule="auto"/>
+        <w:rPr>
+          <w:rFonts w:cs="Times New Roman"/>
+          <w:szCs w:val="28"/>
+        </w:rPr>
+      </w:pPr>
+    </w:p>
+    <w:tbl>
+      <w:tblPr>
+        <w:tblStyle w:val="a5"/>
+        <w:tblW w:w="5000" w:type="pct"/>
+        <w:tblLook w:val="04A0" w:firstRow="1" w:lastRow="0" w:firstColumn="1" w:lastColumn="0" w:noHBand="0" w:noVBand="1"/>
+      </w:tblPr>
+      <w:tblGrid>
+        <w:gridCol w:w="2311"/>
+        <w:gridCol w:w="3146"/>
+        <w:gridCol w:w="3888"/>
+      </w:tblGrid>
+      <w:tr>
+        <w:trPr>
+          <w:trHeight w:val="507"/>
+        </w:trPr>
+        <w:tc>
+          <w:tcPr>
+            <w:tcW w:w="1236" w:type="pct"/>
+            <w:vAlign w:val="center"/>
+          </w:tcPr>
+          <w:p>
+            <w:pPr>
+              <w:widowControl/>
+              <w:suppressAutoHyphens w:val="0"/>
+              <w:spacing w:after="160" w:line="259" w:lineRule="auto"/>
+              <w:ind w:firstLine="0"/>
+              <w:jc w:val="center"/>
+              <w:rPr>
+                <w:rFonts w:cs="Times New Roman"/>
+                <w:b/>
+                <w:bCs/>
+                <w:szCs w:val="28"/>
+              </w:rPr>
+            </w:pPr>
+            <w:r>
+              <w:rPr>
+                <w:rFonts w:cs="Times New Roman"/>
+                <w:b/>
+                <w:bCs/>
+                <w:szCs w:val="28"/>
+              </w:rPr>
+              <w:t>Актер</w:t>
+            </w:r>
+            <w:r>
+              <w:rPr>
+                <w:rFonts w:cs="Times New Roman"/>
+                <w:b/>
+                <w:bCs/>
+                <w:szCs w:val="28"/>
+                <w:lang w:val="en-US"/>
+              </w:rPr>
+              <w:t xml:space="preserve">/ </w:t>
+            </w:r>
+            <w:r>
+              <w:rPr>
+                <w:rFonts w:cs="Times New Roman"/>
+                <w:b/>
+                <w:bCs/>
+                <w:szCs w:val="28"/>
+              </w:rPr>
+              <w:t>ВИ</w:t>
+            </w:r>
+          </w:p>
+        </w:tc>
+        <w:tc>
+          <w:tcPr>
+            <w:tcW w:w="1683" w:type="pct"/>
+            <w:vAlign w:val="center"/>
+          </w:tcPr>
+          <w:p>
+            <w:pPr>
+              <w:widowControl/>
+              <w:suppressAutoHyphens w:val="0"/>
+              <w:spacing w:after="160" w:line="259" w:lineRule="auto"/>
+              <w:ind w:firstLine="0"/>
+              <w:jc w:val="center"/>
+              <w:rPr>
+                <w:rFonts w:cs="Times New Roman"/>
+                <w:b/>
+                <w:bCs/>
+                <w:szCs w:val="28"/>
+              </w:rPr>
+            </w:pPr>
+            <w:r>
+              <w:rPr>
+                <w:rFonts w:cs="Times New Roman"/>
+                <w:b/>
+                <w:bCs/>
+                <w:szCs w:val="28"/>
+              </w:rPr>
+              <w:t>Тип связи</w:t>
+            </w:r>
+          </w:p>
+        </w:tc>
+        <w:tc>
+          <w:tcPr>
+            <w:tcW w:w="2080" w:type="pct"/>
+            <w:vAlign w:val="center"/>
+          </w:tcPr>
+          <w:p>
+            <w:pPr>
+              <w:widowControl/>
+              <w:suppressAutoHyphens w:val="0"/>
+              <w:spacing w:after="160" w:line="259" w:lineRule="auto"/>
+              <w:ind w:firstLine="0"/>
+              <w:jc w:val="center"/>
+              <w:rPr>
+                <w:rFonts w:cs="Times New Roman"/>
+                <w:b/>
+                <w:bCs/>
+                <w:szCs w:val="28"/>
+              </w:rPr>
+            </w:pPr>
+            <w:r>
+              <w:rPr>
+                <w:rFonts w:cs="Times New Roman"/>
+                <w:b/>
+                <w:bCs/>
+                <w:szCs w:val="28"/>
+              </w:rPr>
+              <w:t>Вариант использования</w:t>
+            </w:r>
+          </w:p>
+        </w:tc>
+      </w:tr>
+      <w:tr>
+        <w:trPr>
+          <w:trHeight w:val="508"/>
+        </w:trPr>
+        <w:tc>
+          <w:tcPr>
+            <w:tcW w:w="1236" w:type="pct"/>
+            <w:vAlign w:val="center"/>
+          </w:tcPr>
+          <w:p>
+            <w:pPr>
+              <w:widowControl/>
+              <w:suppressAutoHyphens w:val="0"/>
+              <w:spacing w:after="160" w:line="259" w:lineRule="auto"/>
+              <w:ind w:firstLine="0"/>
+              <w:jc w:val="center"/>
+              <w:rPr>
+                <w:rFonts w:cs="Times New Roman"/>
+                <w:szCs w:val="28"/>
+              </w:rPr>
+            </w:pPr>
+          </w:p>
+        </w:tc>
+        <w:tc>
+          <w:tcPr>
+            <w:tcW w:w="1683" w:type="pct"/>
+            <w:vAlign w:val="center"/>
+          </w:tcPr>
+          <w:p>
+            <w:pPr>
+              <w:widowControl/>
+              <w:suppressAutoHyphens w:val="0"/>
+              <w:spacing w:after="160" w:line="259" w:lineRule="auto"/>
+              <w:ind w:firstLine="0"/>
+              <w:jc w:val="center"/>
+              <w:rPr>
+                <w:rFonts w:cs="Times New Roman"/>
+                <w:szCs w:val="28"/>
+              </w:rPr>
+            </w:pPr>
+          </w:p>
+        </w:tc>
+        <w:tc>
+          <w:tcPr>
+            <w:tcW w:w="2080" w:type="pct"/>
+            <w:vAlign w:val="center"/>
+          </w:tcPr>
+          <w:p>
+            <w:pPr>
+              <w:widowControl/>
+              <w:suppressAutoHyphens w:val="0"/>
+              <w:spacing w:after="160" w:line="259" w:lineRule="auto"/>
+              <w:ind w:firstLine="0"/>
+              <w:jc w:val="center"/>
+              <w:rPr>
+                <w:rFonts w:cs="Times New Roman"/>
+                <w:szCs w:val="28"/>
+              </w:rPr>
+            </w:pPr>
+          </w:p>
+        </w:tc>
+      </w:tr>
+      <w:tr>
+        <w:trPr>
+          <w:trHeight w:val="507"/>
+        </w:trPr>
+        <w:tc>
+          <w:tcPr>
+            <w:tcW w:w="1236" w:type="pct"/>
+            <w:vAlign w:val="center"/>
+          </w:tcPr>
+          <w:p>
+            <w:pPr>
+              <w:widowControl/>
+              <w:suppressAutoHyphens w:val="0"/>
+              <w:spacing w:after="160" w:line="259" w:lineRule="auto"/>
+              <w:ind w:firstLine="0"/>
+              <w:jc w:val="center"/>
+              <w:rPr>
+                <w:rFonts w:cs="Times New Roman"/>
+                <w:szCs w:val="28"/>
+              </w:rPr>
+            </w:pPr>
+          </w:p>
+        </w:tc>
+        <w:tc>
+          <w:tcPr>
+            <w:tcW w:w="1683" w:type="pct"/>
+            <w:vAlign w:val="center"/>
+          </w:tcPr>
+          <w:p>
+            <w:pPr>
+              <w:widowControl/>
+              <w:suppressAutoHyphens w:val="0"/>
+              <w:spacing w:after="160" w:line="259" w:lineRule="auto"/>
+              <w:ind w:firstLine="0"/>
+              <w:jc w:val="center"/>
+              <w:rPr>
+                <w:rFonts w:cs="Times New Roman"/>
+                <w:szCs w:val="28"/>
+              </w:rPr>
+            </w:pPr>
+          </w:p>
+        </w:tc>
+        <w:tc>
+          <w:tcPr>
+            <w:tcW w:w="2080" w:type="pct"/>
+            <w:vAlign w:val="center"/>
+          </w:tcPr>
+          <w:p>
+            <w:pPr>
+              <w:widowControl/>
+              <w:suppressAutoHyphens w:val="0"/>
+              <w:spacing w:after="160" w:line="259" w:lineRule="auto"/>
+              <w:ind w:firstLine="0"/>
+              <w:jc w:val="center"/>
+              <w:rPr>
+                <w:rFonts w:cs="Times New Roman"/>
+                <w:szCs w:val="28"/>
+              </w:rPr>
+            </w:pPr>
+          </w:p>
+        </w:tc>
+      </w:tr>
+      <w:tr>
+        <w:trPr>
+          <w:trHeight w:val="280"/>
+        </w:trPr>
+        <w:tc>
+          <w:tcPr>
+            <w:tcW w:w="1236" w:type="pct"/>
+            <w:vAlign w:val="center"/>
+          </w:tcPr>
+          <w:p>
+            <w:pPr>
+              <w:widowControl/>
+              <w:suppressAutoHyphens w:val="0"/>
+              <w:spacing w:after="160" w:line="259" w:lineRule="auto"/>
+              <w:ind w:firstLine="0"/>
+              <w:jc w:val="center"/>
+              <w:rPr>
+                <w:rFonts w:cs="Times New Roman"/>
+                <w:szCs w:val="28"/>
+              </w:rPr>
+            </w:pPr>
+          </w:p>
+        </w:tc>
+        <w:tc>
+          <w:tcPr>
+            <w:tcW w:w="1683" w:type="pct"/>
+            <w:vAlign w:val="center"/>
+          </w:tcPr>
+          <w:p>
+            <w:pPr>
+              <w:widowControl/>
+              <w:suppressAutoHyphens w:val="0"/>
+              <w:spacing w:after="160" w:line="259" w:lineRule="auto"/>
+              <w:ind w:firstLine="0"/>
+              <w:jc w:val="center"/>
+              <w:rPr>
+                <w:rFonts w:cs="Times New Roman"/>
+                <w:szCs w:val="28"/>
+              </w:rPr>
+            </w:pPr>
+          </w:p>
+        </w:tc>
+        <w:tc>
+          <w:tcPr>
+            <w:tcW w:w="2080" w:type="pct"/>
+            <w:vAlign w:val="center"/>
+          </w:tcPr>
+          <w:p>
+            <w:pPr>
+              <w:widowControl/>
+              <w:suppressAutoHyphens w:val="0"/>
+              <w:spacing w:after="160" w:line="259" w:lineRule="auto"/>
+              <w:ind w:firstLine="0"/>
+              <w:jc w:val="center"/>
+              <w:rPr>
+                <w:rFonts w:cs="Times New Roman"/>
+                <w:szCs w:val="28"/>
+              </w:rPr>
+            </w:pPr>
+          </w:p>
+        </w:tc>
+      </w:tr>
+    </w:tbl>
+    <w:p>
+      <w:pPr>
         <w:rPr>
           <w:rFonts w:cs="Times New Roman"/>
           <w:szCs w:val="28"/>
@@ -2108,25 +2509,74 @@
     </w:p>
     <w:p>
       <w:pPr>
-        <w:spacing w:line="360" w:lineRule="auto"/>
-        <w:rPr>
-          <w:rFonts w:cs="Times New Roman"/>
-          <w:szCs w:val="28"/>
-        </w:rPr>
-      </w:pPr>
+        <w:pStyle w:val="2"/>
+        <w:numPr>
+          <w:ilvl w:val="1"/>
+          <w:numId w:val="34"/>
+        </w:numPr>
+        <w:rPr>
+          <w:rFonts w:cs="Times New Roman"/>
+          <w:szCs w:val="28"/>
+        </w:rPr>
+      </w:pPr>
+      <w:r>
+        <w:rPr>
+          <w:rFonts w:cs="Times New Roman"/>
+          <w:szCs w:val="28"/>
+          <w:lang w:val="en-US"/>
+        </w:rPr>
+        <w:t>UML</w:t>
+      </w:r>
+      <w:r>
+        <w:rPr>
+          <w:rFonts w:cs="Times New Roman"/>
+          <w:szCs w:val="28"/>
+        </w:rPr>
+        <w:t>-</w:t>
+      </w:r>
+      <w:r>
+        <w:rPr>
+          <w:rFonts w:cs="Times New Roman"/>
+          <w:szCs w:val="28"/>
+        </w:rPr>
+        <w:t>диаграмма</w:t>
+      </w:r>
+      <w:r>
+        <w:rPr>
+          <w:rFonts w:cs="Times New Roman"/>
+          <w:szCs w:val="28"/>
+        </w:rPr>
+        <w:t xml:space="preserve"> собственного варианта</w:t>
+      </w:r>
+    </w:p>
+    <w:p/>
+    <w:p>
+      <w:pPr>
+        <w:pStyle w:val="2"/>
+        <w:numPr>
+          <w:ilvl w:val="1"/>
+          <w:numId w:val="34"/>
+        </w:numPr>
+      </w:pPr>
+      <w:r>
+        <w:t>Таблица описание взаимодействий</w:t>
+      </w:r>
+      <w:r>
+        <w:t xml:space="preserve"> собственного варианта</w:t>
+      </w:r>
     </w:p>
     <w:p>
       <w:pPr>
-        <w:spacing w:line="360" w:lineRule="auto"/>
-        <w:rPr>
-          <w:rFonts w:cs="Times New Roman"/>
-          <w:szCs w:val="28"/>
-        </w:rPr>
-      </w:pPr>
+        <w:rPr>
+          <w:rFonts w:cs="Times New Roman"/>
+          <w:szCs w:val="28"/>
+        </w:rPr>
+      </w:pPr>
+      <w:bookmarkStart w:id="2" w:name="_GoBack"/>
+      <w:bookmarkEnd w:id="2"/>
     </w:p>
     <w:p>
       <w:pPr>
-        <w:spacing w:line="360" w:lineRule="auto"/>
         <w:rPr>
           <w:rFonts w:cs="Times New Roman"/>
           <w:szCs w:val="28"/>
@@ -2135,7 +2585,6 @@
     </w:p>
     <w:p>
       <w:pPr>
-        <w:spacing w:line="360" w:lineRule="auto"/>
         <w:rPr>
           <w:rFonts w:cs="Times New Roman"/>
           <w:szCs w:val="28"/>
@@ -2144,7 +2593,6 @@
     </w:p>
     <w:p>
       <w:pPr>
-        <w:spacing w:line="360" w:lineRule="auto"/>
         <w:rPr>
           <w:rFonts w:cs="Times New Roman"/>
           <w:szCs w:val="28"/>
@@ -2153,7 +2601,6 @@
     </w:p>
     <w:p>
       <w:pPr>
-        <w:spacing w:line="360" w:lineRule="auto"/>
         <w:rPr>
           <w:rFonts w:cs="Times New Roman"/>
           <w:szCs w:val="28"/>
@@ -2162,7 +2609,6 @@
     </w:p>
     <w:p>
       <w:pPr>
-        <w:spacing w:line="360" w:lineRule="auto"/>
         <w:rPr>
           <w:rFonts w:cs="Times New Roman"/>
           <w:szCs w:val="28"/>
@@ -2171,7 +2617,6 @@
     </w:p>
     <w:p>
       <w:pPr>
-        <w:spacing w:line="360" w:lineRule="auto"/>
         <w:rPr>
           <w:rFonts w:cs="Times New Roman"/>
           <w:szCs w:val="28"/>
@@ -2180,7 +2625,6 @@
     </w:p>
     <w:p>
       <w:pPr>
-        <w:spacing w:line="360" w:lineRule="auto"/>
         <w:rPr>
           <w:rFonts w:cs="Times New Roman"/>
           <w:szCs w:val="28"/>
@@ -2189,7 +2633,6 @@
     </w:p>
     <w:p>
       <w:pPr>
-        <w:spacing w:line="360" w:lineRule="auto"/>
         <w:rPr>
           <w:rFonts w:cs="Times New Roman"/>
           <w:szCs w:val="28"/>
@@ -2198,7 +2641,6 @@
     </w:p>
     <w:p>
       <w:pPr>
-        <w:spacing w:line="360" w:lineRule="auto"/>
         <w:rPr>
           <w:rFonts w:cs="Times New Roman"/>
           <w:szCs w:val="28"/>
@@ -2207,7 +2649,6 @@
     </w:p>
     <w:p>
       <w:pPr>
-        <w:spacing w:line="360" w:lineRule="auto"/>
         <w:rPr>
           <w:rFonts w:cs="Times New Roman"/>
           <w:szCs w:val="28"/>
@@ -2216,7 +2657,6 @@
     </w:p>
     <w:p>
       <w:pPr>
-        <w:spacing w:line="360" w:lineRule="auto"/>
         <w:rPr>
           <w:rFonts w:cs="Times New Roman"/>
           <w:szCs w:val="28"/>
@@ -2225,7 +2665,6 @@
     </w:p>
     <w:p>
       <w:pPr>
-        <w:spacing w:line="360" w:lineRule="auto"/>
         <w:rPr>
           <w:rFonts w:cs="Times New Roman"/>
           <w:szCs w:val="28"/>
@@ -2234,7 +2673,6 @@
     </w:p>
     <w:p>
       <w:pPr>
-        <w:spacing w:line="360" w:lineRule="auto"/>
         <w:rPr>
           <w:rFonts w:cs="Times New Roman"/>
           <w:szCs w:val="28"/>
@@ -2243,70 +2681,6 @@
     </w:p>
     <w:p>
       <w:pPr>
-        <w:spacing w:line="360" w:lineRule="auto"/>
-        <w:rPr>
-          <w:rFonts w:cs="Times New Roman"/>
-          <w:szCs w:val="28"/>
-        </w:rPr>
-      </w:pPr>
-    </w:p>
-    <w:p>
-      <w:pPr>
-        <w:spacing w:line="360" w:lineRule="auto"/>
-        <w:rPr>
-          <w:rFonts w:cs="Times New Roman"/>
-          <w:szCs w:val="28"/>
-        </w:rPr>
-      </w:pPr>
-    </w:p>
-    <w:p>
-      <w:pPr>
-        <w:spacing w:line="360" w:lineRule="auto"/>
-        <w:rPr>
-          <w:rFonts w:cs="Times New Roman"/>
-          <w:szCs w:val="28"/>
-        </w:rPr>
-      </w:pPr>
-    </w:p>
-    <w:p>
-      <w:pPr>
-        <w:spacing w:line="360" w:lineRule="auto"/>
-        <w:rPr>
-          <w:rFonts w:cs="Times New Roman"/>
-          <w:szCs w:val="28"/>
-        </w:rPr>
-      </w:pPr>
-    </w:p>
-    <w:p>
-      <w:pPr>
-        <w:spacing w:line="360" w:lineRule="auto"/>
-        <w:rPr>
-          <w:rFonts w:cs="Times New Roman"/>
-          <w:szCs w:val="28"/>
-        </w:rPr>
-      </w:pPr>
-    </w:p>
-    <w:p>
-      <w:pPr>
-        <w:spacing w:line="360" w:lineRule="auto"/>
-        <w:rPr>
-          <w:rFonts w:cs="Times New Roman"/>
-          <w:szCs w:val="28"/>
-        </w:rPr>
-      </w:pPr>
-    </w:p>
-    <w:p>
-      <w:pPr>
-        <w:spacing w:line="360" w:lineRule="auto"/>
-        <w:rPr>
-          <w:rFonts w:cs="Times New Roman"/>
-          <w:szCs w:val="28"/>
-        </w:rPr>
-      </w:pPr>
-    </w:p>
-    <w:p>
-      <w:pPr>
-        <w:spacing w:line="360" w:lineRule="auto"/>
         <w:rPr>
           <w:rFonts w:cs="Times New Roman"/>
           <w:szCs w:val="28"/>
@@ -2326,29 +2700,17 @@
         <w:pStyle w:val="1"/>
         <w:numPr>
           <w:ilvl w:val="0"/>
-          <w:numId w:val="24"/>
+          <w:numId w:val="34"/>
         </w:numPr>
-        <w:rPr>
-          <w:rFonts w:cs="Times New Roman"/>
-          <w:sz w:val="28"/>
-          <w:szCs w:val="28"/>
-        </w:rPr>
-      </w:pPr>
-      <w:bookmarkStart w:id="2" w:name="_Toc191459058"/>
+      </w:pPr>
+      <w:bookmarkStart w:id="3" w:name="_Toc191459058"/>
       <w:r>
-        <w:rPr>
-          <w:rFonts w:cs="Times New Roman"/>
-          <w:sz w:val="28"/>
-          <w:szCs w:val="28"/>
-        </w:rPr>
-        <w:lastRenderedPageBreak/>
         <w:t>Выводы</w:t>
       </w:r>
-      <w:bookmarkEnd w:id="2"/>
+      <w:bookmarkEnd w:id="3"/>
     </w:p>
     <w:p>
       <w:pPr>
-        <w:spacing w:line="360" w:lineRule="auto"/>
         <w:ind w:left="360" w:firstLine="348"/>
       </w:pPr>
     </w:p>
@@ -2365,7 +2727,7 @@
 </file>
 
 <file path=word/endnotes.xml><?xml version="1.0" encoding="utf-8"?>
-<w:endnotes xmlns:wpc="http://schemas.microsoft.com/office/word/2010/wordprocessingCanvas" xmlns:cx="http://schemas.microsoft.com/office/drawing/2014/chartex" xmlns:cx1="http://schemas.microsoft.com/office/drawing/2015/9/8/chartex" xmlns:cx2="http://schemas.microsoft.com/office/drawing/2015/10/21/chartex" xmlns:cx3="http://schemas.microsoft.com/office/drawing/2016/5/9/chartex" xmlns:cx4="http://schemas.microsoft.com/office/drawing/2016/5/10/chartex" xmlns:cx5="http://schemas.microsoft.com/office/drawing/2016/5/11/chartex" xmlns:cx6="http://schemas.microsoft.com/office/drawing/2016/5/12/chartex" xmlns:cx7="http://schemas.microsoft.com/office/drawing/2016/5/13/chartex" xmlns:cx8="http://schemas.microsoft.com/office/drawing/2016/5/14/chartex" xmlns:mc="http://schemas.openxmlformats.org/markup-compatibility/2006" xmlns:aink="http://schemas.microsoft.com/office/drawing/2016/ink" xmlns:am3d="http://schemas.microsoft.com/office/drawing/2017/model3d" xmlns:o="urn:schemas-microsoft-com:office:office" xmlns:r="http://schemas.openxmlformats.org/officeDocument/2006/relationships" xmlns:m="http://schemas.openxmlformats.org/officeDocument/2006/math" xmlns:v="urn:schemas-microsoft-com:vml" xmlns:wp14="http://schemas.microsoft.com/office/word/2010/wordprocessingDrawing" xmlns:wp="http://schemas.openxmlformats.org/drawingml/2006/wordprocessingDrawing" xmlns:w10="urn:schemas-microsoft-com:office:word" xmlns:w="http://schemas.openxmlformats.org/wordprocessingml/2006/main" xmlns:w14="http://schemas.microsoft.com/office/word/2010/wordml" xmlns:w15="http://schemas.microsoft.com/office/word/2012/wordml" xmlns:w16cex="http://schemas.microsoft.com/office/word/2018/wordml/cex" xmlns:w16cid="http://schemas.microsoft.com/office/word/2016/wordml/cid" xmlns:w16="http://schemas.microsoft.com/office/word/2018/wordml" xmlns:w16sdtdh="http://schemas.microsoft.com/office/word/2020/wordml/sdtdatahash" xmlns:w16se="http://schemas.microsoft.com/office/word/2015/wordml/symex" xmlns:wpg="http://schemas.microsoft.com/office/word/2010/wordprocessingGroup" xmlns:wpi="http://schemas.microsoft.com/office/word/2010/wordprocessingInk" xmlns:wne="http://schemas.microsoft.com/office/word/2006/wordml" xmlns:wps="http://schemas.microsoft.com/office/word/2010/wordprocessingShape" mc:Ignorable="w14 w15 w16se w16cid w16 w16cex w16sdtdh wp14">
+<w:endnotes xmlns:wpc="http://schemas.microsoft.com/office/word/2010/wordprocessingCanvas" xmlns:cx="http://schemas.microsoft.com/office/drawing/2014/chartex" xmlns:cx1="http://schemas.microsoft.com/office/drawing/2015/9/8/chartex" xmlns:mc="http://schemas.openxmlformats.org/markup-compatibility/2006" xmlns:o="urn:schemas-microsoft-com:office:office" xmlns:r="http://schemas.openxmlformats.org/officeDocument/2006/relationships" xmlns:m="http://schemas.openxmlformats.org/officeDocument/2006/math" xmlns:v="urn:schemas-microsoft-com:vml" xmlns:wp14="http://schemas.microsoft.com/office/word/2010/wordprocessingDrawing" xmlns:wp="http://schemas.openxmlformats.org/drawingml/2006/wordprocessingDrawing" xmlns:w10="urn:schemas-microsoft-com:office:word" xmlns:w="http://schemas.openxmlformats.org/wordprocessingml/2006/main" xmlns:w14="http://schemas.microsoft.com/office/word/2010/wordml" xmlns:w15="http://schemas.microsoft.com/office/word/2012/wordml" xmlns:w16se="http://schemas.microsoft.com/office/word/2015/wordml/symex" xmlns:wpg="http://schemas.microsoft.com/office/word/2010/wordprocessingGroup" xmlns:wpi="http://schemas.microsoft.com/office/word/2010/wordprocessingInk" xmlns:wne="http://schemas.microsoft.com/office/word/2006/wordml" xmlns:wps="http://schemas.microsoft.com/office/word/2010/wordprocessingShape" mc:Ignorable="w14 w15 w16se wp14">
   <w:endnote w:type="separator" w:id="-1">
     <w:p>
       <w:r>
@@ -2384,7 +2746,7 @@
 </file>
 
 <file path=word/footer1.xml><?xml version="1.0" encoding="utf-8"?>
-<w:ftr xmlns:wpc="http://schemas.microsoft.com/office/word/2010/wordprocessingCanvas" xmlns:cx="http://schemas.microsoft.com/office/drawing/2014/chartex" xmlns:cx1="http://schemas.microsoft.com/office/drawing/2015/9/8/chartex" xmlns:cx2="http://schemas.microsoft.com/office/drawing/2015/10/21/chartex" xmlns:cx3="http://schemas.microsoft.com/office/drawing/2016/5/9/chartex" xmlns:cx4="http://schemas.microsoft.com/office/drawing/2016/5/10/chartex" xmlns:cx5="http://schemas.microsoft.com/office/drawing/2016/5/11/chartex" xmlns:cx6="http://schemas.microsoft.com/office/drawing/2016/5/12/chartex" xmlns:cx7="http://schemas.microsoft.com/office/drawing/2016/5/13/chartex" xmlns:cx8="http://schemas.microsoft.com/office/drawing/2016/5/14/chartex" xmlns:mc="http://schemas.openxmlformats.org/markup-compatibility/2006" xmlns:aink="http://schemas.microsoft.com/office/drawing/2016/ink" xmlns:am3d="http://schemas.microsoft.com/office/drawing/2017/model3d" xmlns:o="urn:schemas-microsoft-com:office:office" xmlns:r="http://schemas.openxmlformats.org/officeDocument/2006/relationships" xmlns:m="http://schemas.openxmlformats.org/officeDocument/2006/math" xmlns:v="urn:schemas-microsoft-com:vml" xmlns:wp14="http://schemas.microsoft.com/office/word/2010/wordprocessingDrawing" xmlns:wp="http://schemas.openxmlformats.org/drawingml/2006/wordprocessingDrawing" xmlns:w10="urn:schemas-microsoft-com:office:word" xmlns:w="http://schemas.openxmlformats.org/wordprocessingml/2006/main" xmlns:w14="http://schemas.microsoft.com/office/word/2010/wordml" xmlns:w15="http://schemas.microsoft.com/office/word/2012/wordml" xmlns:w16cex="http://schemas.microsoft.com/office/word/2018/wordml/cex" xmlns:w16cid="http://schemas.microsoft.com/office/word/2016/wordml/cid" xmlns:w16="http://schemas.microsoft.com/office/word/2018/wordml" xmlns:w16sdtdh="http://schemas.microsoft.com/office/word/2020/wordml/sdtdatahash" xmlns:w16se="http://schemas.microsoft.com/office/word/2015/wordml/symex" xmlns:wpg="http://schemas.microsoft.com/office/word/2010/wordprocessingGroup" xmlns:wpi="http://schemas.microsoft.com/office/word/2010/wordprocessingInk" xmlns:wne="http://schemas.microsoft.com/office/word/2006/wordml" xmlns:wps="http://schemas.microsoft.com/office/word/2010/wordprocessingShape" mc:Ignorable="w14 w15 w16se w16cid w16 w16cex w16sdtdh wp14">
+<w:ftr xmlns:wpc="http://schemas.microsoft.com/office/word/2010/wordprocessingCanvas" xmlns:cx="http://schemas.microsoft.com/office/drawing/2014/chartex" xmlns:cx1="http://schemas.microsoft.com/office/drawing/2015/9/8/chartex" xmlns:mc="http://schemas.openxmlformats.org/markup-compatibility/2006" xmlns:o="urn:schemas-microsoft-com:office:office" xmlns:r="http://schemas.openxmlformats.org/officeDocument/2006/relationships" xmlns:m="http://schemas.openxmlformats.org/officeDocument/2006/math" xmlns:v="urn:schemas-microsoft-com:vml" xmlns:wp14="http://schemas.microsoft.com/office/word/2010/wordprocessingDrawing" xmlns:wp="http://schemas.openxmlformats.org/drawingml/2006/wordprocessingDrawing" xmlns:w10="urn:schemas-microsoft-com:office:word" xmlns:w="http://schemas.openxmlformats.org/wordprocessingml/2006/main" xmlns:w14="http://schemas.microsoft.com/office/word/2010/wordml" xmlns:w15="http://schemas.microsoft.com/office/word/2012/wordml" xmlns:w16se="http://schemas.microsoft.com/office/word/2015/wordml/symex" xmlns:wpg="http://schemas.microsoft.com/office/word/2010/wordprocessingGroup" xmlns:wpi="http://schemas.microsoft.com/office/word/2010/wordprocessingInk" xmlns:wne="http://schemas.microsoft.com/office/word/2006/wordml" xmlns:wps="http://schemas.microsoft.com/office/word/2010/wordprocessingShape" mc:Ignorable="w14 w15 w16se wp14">
   <w:sdt>
     <w:sdtPr>
       <w:id w:val="1568991298"/>
@@ -2427,9 +2789,10 @@
         </w:r>
         <w:r>
           <w:rPr>
+            <w:noProof/>
             <w:szCs w:val="28"/>
           </w:rPr>
-          <w:t>2</w:t>
+          <w:t>4</w:t>
         </w:r>
         <w:r>
           <w:rPr>
@@ -2449,7 +2812,7 @@
 </file>
 
 <file path=word/footnotes.xml><?xml version="1.0" encoding="utf-8"?>
-<w:footnotes xmlns:wpc="http://schemas.microsoft.com/office/word/2010/wordprocessingCanvas" xmlns:cx="http://schemas.microsoft.com/office/drawing/2014/chartex" xmlns:cx1="http://schemas.microsoft.com/office/drawing/2015/9/8/chartex" xmlns:cx2="http://schemas.microsoft.com/office/drawing/2015/10/21/chartex" xmlns:cx3="http://schemas.microsoft.com/office/drawing/2016/5/9/chartex" xmlns:cx4="http://schemas.microsoft.com/office/drawing/2016/5/10/chartex" xmlns:cx5="http://schemas.microsoft.com/office/drawing/2016/5/11/chartex" xmlns:cx6="http://schemas.microsoft.com/office/drawing/2016/5/12/chartex" xmlns:cx7="http://schemas.microsoft.com/office/drawing/2016/5/13/chartex" xmlns:cx8="http://schemas.microsoft.com/office/drawing/2016/5/14/chartex" xmlns:mc="http://schemas.openxmlformats.org/markup-compatibility/2006" xmlns:aink="http://schemas.microsoft.com/office/drawing/2016/ink" xmlns:am3d="http://schemas.microsoft.com/office/drawing/2017/model3d" xmlns:o="urn:schemas-microsoft-com:office:office" xmlns:r="http://schemas.openxmlformats.org/officeDocument/2006/relationships" xmlns:m="http://schemas.openxmlformats.org/officeDocument/2006/math" xmlns:v="urn:schemas-microsoft-com:vml" xmlns:wp14="http://schemas.microsoft.com/office/word/2010/wordprocessingDrawing" xmlns:wp="http://schemas.openxmlformats.org/drawingml/2006/wordprocessingDrawing" xmlns:w10="urn:schemas-microsoft-com:office:word" xmlns:w="http://schemas.openxmlformats.org/wordprocessingml/2006/main" xmlns:w14="http://schemas.microsoft.com/office/word/2010/wordml" xmlns:w15="http://schemas.microsoft.com/office/word/2012/wordml" xmlns:w16cex="http://schemas.microsoft.com/office/word/2018/wordml/cex" xmlns:w16cid="http://schemas.microsoft.com/office/word/2016/wordml/cid" xmlns:w16="http://schemas.microsoft.com/office/word/2018/wordml" xmlns:w16sdtdh="http://schemas.microsoft.com/office/word/2020/wordml/sdtdatahash" xmlns:w16se="http://schemas.microsoft.com/office/word/2015/wordml/symex" xmlns:wpg="http://schemas.microsoft.com/office/word/2010/wordprocessingGroup" xmlns:wpi="http://schemas.microsoft.com/office/word/2010/wordprocessingInk" xmlns:wne="http://schemas.microsoft.com/office/word/2006/wordml" xmlns:wps="http://schemas.microsoft.com/office/word/2010/wordprocessingShape" mc:Ignorable="w14 w15 w16se w16cid w16 w16cex w16sdtdh wp14">
+<w:footnotes xmlns:wpc="http://schemas.microsoft.com/office/word/2010/wordprocessingCanvas" xmlns:cx="http://schemas.microsoft.com/office/drawing/2014/chartex" xmlns:cx1="http://schemas.microsoft.com/office/drawing/2015/9/8/chartex" xmlns:mc="http://schemas.openxmlformats.org/markup-compatibility/2006" xmlns:o="urn:schemas-microsoft-com:office:office" xmlns:r="http://schemas.openxmlformats.org/officeDocument/2006/relationships" xmlns:m="http://schemas.openxmlformats.org/officeDocument/2006/math" xmlns:v="urn:schemas-microsoft-com:vml" xmlns:wp14="http://schemas.microsoft.com/office/word/2010/wordprocessingDrawing" xmlns:wp="http://schemas.openxmlformats.org/drawingml/2006/wordprocessingDrawing" xmlns:w10="urn:schemas-microsoft-com:office:word" xmlns:w="http://schemas.openxmlformats.org/wordprocessingml/2006/main" xmlns:w14="http://schemas.microsoft.com/office/word/2010/wordml" xmlns:w15="http://schemas.microsoft.com/office/word/2012/wordml" xmlns:w16se="http://schemas.microsoft.com/office/word/2015/wordml/symex" xmlns:wpg="http://schemas.microsoft.com/office/word/2010/wordprocessingGroup" xmlns:wpi="http://schemas.microsoft.com/office/word/2010/wordprocessingInk" xmlns:wne="http://schemas.microsoft.com/office/word/2006/wordml" xmlns:wps="http://schemas.microsoft.com/office/word/2010/wordprocessingShape" mc:Ignorable="w14 w15 w16se wp14">
   <w:footnote w:type="separator" w:id="-1">
     <w:p>
       <w:r>
@@ -2468,7 +2831,7 @@
 </file>
 
 <file path=word/numbering.xml><?xml version="1.0" encoding="utf-8"?>
-<w:numbering xmlns:wpc="http://schemas.microsoft.com/office/word/2010/wordprocessingCanvas" xmlns:cx="http://schemas.microsoft.com/office/drawing/2014/chartex" xmlns:cx1="http://schemas.microsoft.com/office/drawing/2015/9/8/chartex" xmlns:cx2="http://schemas.microsoft.com/office/drawing/2015/10/21/chartex" xmlns:cx3="http://schemas.microsoft.com/office/drawing/2016/5/9/chartex" xmlns:cx4="http://schemas.microsoft.com/office/drawing/2016/5/10/chartex" xmlns:cx5="http://schemas.microsoft.com/office/drawing/2016/5/11/chartex" xmlns:cx6="http://schemas.microsoft.com/office/drawing/2016/5/12/chartex" xmlns:cx7="http://schemas.microsoft.com/office/drawing/2016/5/13/chartex" xmlns:cx8="http://schemas.microsoft.com/office/drawing/2016/5/14/chartex" xmlns:mc="http://schemas.openxmlformats.org/markup-compatibility/2006" xmlns:aink="http://schemas.microsoft.com/office/drawing/2016/ink" xmlns:am3d="http://schemas.microsoft.com/office/drawing/2017/model3d" xmlns:o="urn:schemas-microsoft-com:office:office" xmlns:r="http://schemas.openxmlformats.org/officeDocument/2006/relationships" xmlns:m="http://schemas.openxmlformats.org/officeDocument/2006/math" xmlns:v="urn:schemas-microsoft-com:vml" xmlns:wp14="http://schemas.microsoft.com/office/word/2010/wordprocessingDrawing" xmlns:wp="http://schemas.openxmlformats.org/drawingml/2006/wordprocessingDrawing" xmlns:w10="urn:schemas-microsoft-com:office:word" xmlns:w="http://schemas.openxmlformats.org/wordprocessingml/2006/main" xmlns:w14="http://schemas.microsoft.com/office/word/2010/wordml" xmlns:w15="http://schemas.microsoft.com/office/word/2012/wordml" xmlns:w16cex="http://schemas.microsoft.com/office/word/2018/wordml/cex" xmlns:w16cid="http://schemas.microsoft.com/office/word/2016/wordml/cid" xmlns:w16="http://schemas.microsoft.com/office/word/2018/wordml" xmlns:w16sdtdh="http://schemas.microsoft.com/office/word/2020/wordml/sdtdatahash" xmlns:w16se="http://schemas.microsoft.com/office/word/2015/wordml/symex" xmlns:wpg="http://schemas.microsoft.com/office/word/2010/wordprocessingGroup" xmlns:wpi="http://schemas.microsoft.com/office/word/2010/wordprocessingInk" xmlns:wne="http://schemas.microsoft.com/office/word/2006/wordml" xmlns:wps="http://schemas.microsoft.com/office/word/2010/wordprocessingShape" mc:Ignorable="w14 w15 w16se w16cid w16 w16cex w16sdtdh wp14">
+<w:numbering xmlns:wpc="http://schemas.microsoft.com/office/word/2010/wordprocessingCanvas" xmlns:cx="http://schemas.microsoft.com/office/drawing/2014/chartex" xmlns:cx1="http://schemas.microsoft.com/office/drawing/2015/9/8/chartex" xmlns:mc="http://schemas.openxmlformats.org/markup-compatibility/2006" xmlns:o="urn:schemas-microsoft-com:office:office" xmlns:r="http://schemas.openxmlformats.org/officeDocument/2006/relationships" xmlns:m="http://schemas.openxmlformats.org/officeDocument/2006/math" xmlns:v="urn:schemas-microsoft-com:vml" xmlns:wp14="http://schemas.microsoft.com/office/word/2010/wordprocessingDrawing" xmlns:wp="http://schemas.openxmlformats.org/drawingml/2006/wordprocessingDrawing" xmlns:w10="urn:schemas-microsoft-com:office:word" xmlns:w="http://schemas.openxmlformats.org/wordprocessingml/2006/main" xmlns:w14="http://schemas.microsoft.com/office/word/2010/wordml" xmlns:w15="http://schemas.microsoft.com/office/word/2012/wordml" xmlns:w16se="http://schemas.microsoft.com/office/word/2015/wordml/symex" xmlns:wpg="http://schemas.microsoft.com/office/word/2010/wordprocessingGroup" xmlns:wpi="http://schemas.microsoft.com/office/word/2010/wordprocessingInk" xmlns:wne="http://schemas.microsoft.com/office/word/2006/wordml" xmlns:wps="http://schemas.microsoft.com/office/word/2010/wordprocessingShape" mc:Ignorable="w14 w15 w16se wp14">
   <w:abstractNum w:abstractNumId="0" w15:restartNumberingAfterBreak="0">
     <w:nsid w:val="044D402A"/>
     <w:multiLevelType w:val="hybridMultilevel"/>
@@ -3160,6 +3523,124 @@
     </w:lvl>
   </w:abstractNum>
   <w:abstractNum w:abstractNumId="7" w15:restartNumberingAfterBreak="0">
+    <w:nsid w:val="1A8210AF"/>
+    <w:multiLevelType w:val="multilevel"/>
+    <w:tmpl w:val="8D3246E6"/>
+    <w:lvl w:ilvl="0">
+      <w:start w:val="1"/>
+      <w:numFmt w:val="decimal"/>
+      <w:lvlText w:val="%1."/>
+      <w:lvlJc w:val="left"/>
+      <w:pPr>
+        <w:ind w:left="720" w:hanging="360"/>
+      </w:pPr>
+    </w:lvl>
+    <w:lvl w:ilvl="1">
+      <w:start w:val="1"/>
+      <w:numFmt w:val="decimal"/>
+      <w:isLgl/>
+      <w:lvlText w:val="%1.%2"/>
+      <w:lvlJc w:val="left"/>
+      <w:pPr>
+        <w:ind w:left="780" w:hanging="420"/>
+      </w:pPr>
+      <w:rPr>
+        <w:rFonts w:cs="Times New Roman" w:hint="default"/>
+      </w:rPr>
+    </w:lvl>
+    <w:lvl w:ilvl="2">
+      <w:start w:val="1"/>
+      <w:numFmt w:val="decimal"/>
+      <w:isLgl/>
+      <w:lvlText w:val="%1.%2.%3"/>
+      <w:lvlJc w:val="left"/>
+      <w:pPr>
+        <w:ind w:left="1080" w:hanging="720"/>
+      </w:pPr>
+      <w:rPr>
+        <w:rFonts w:cs="Times New Roman" w:hint="default"/>
+      </w:rPr>
+    </w:lvl>
+    <w:lvl w:ilvl="3">
+      <w:start w:val="1"/>
+      <w:numFmt w:val="decimal"/>
+      <w:isLgl/>
+      <w:lvlText w:val="%1.%2.%3.%4"/>
+      <w:lvlJc w:val="left"/>
+      <w:pPr>
+        <w:ind w:left="1440" w:hanging="1080"/>
+      </w:pPr>
+      <w:rPr>
+        <w:rFonts w:cs="Times New Roman" w:hint="default"/>
+      </w:rPr>
+    </w:lvl>
+    <w:lvl w:ilvl="4">
+      <w:start w:val="1"/>
+      <w:numFmt w:val="decimal"/>
+      <w:isLgl/>
+      <w:lvlText w:val="%1.%2.%3.%4.%5"/>
+      <w:lvlJc w:val="left"/>
+      <w:pPr>
+        <w:ind w:left="1440" w:hanging="1080"/>
+      </w:pPr>
+      <w:rPr>
+        <w:rFonts w:cs="Times New Roman" w:hint="default"/>
+      </w:rPr>
+    </w:lvl>
+    <w:lvl w:ilvl="5">
+      <w:start w:val="1"/>
+      <w:numFmt w:val="decimal"/>
+      <w:isLgl/>
+      <w:lvlText w:val="%1.%2.%3.%4.%5.%6"/>
+      <w:lvlJc w:val="left"/>
+      <w:pPr>
+        <w:ind w:left="1800" w:hanging="1440"/>
+      </w:pPr>
+      <w:rPr>
+        <w:rFonts w:cs="Times New Roman" w:hint="default"/>
+      </w:rPr>
+    </w:lvl>
+    <w:lvl w:ilvl="6">
+      <w:start w:val="1"/>
+      <w:numFmt w:val="decimal"/>
+      <w:isLgl/>
+      <w:lvlText w:val="%1.%2.%3.%4.%5.%6.%7"/>
+      <w:lvlJc w:val="left"/>
+      <w:pPr>
+        <w:ind w:left="1800" w:hanging="1440"/>
+      </w:pPr>
+      <w:rPr>
+        <w:rFonts w:cs="Times New Roman" w:hint="default"/>
+      </w:rPr>
+    </w:lvl>
+    <w:lvl w:ilvl="7">
+      <w:start w:val="1"/>
+      <w:numFmt w:val="decimal"/>
+      <w:isLgl/>
+      <w:lvlText w:val="%1.%2.%3.%4.%5.%6.%7.%8"/>
+      <w:lvlJc w:val="left"/>
+      <w:pPr>
+        <w:ind w:left="2160" w:hanging="1800"/>
+      </w:pPr>
+      <w:rPr>
+        <w:rFonts w:cs="Times New Roman" w:hint="default"/>
+      </w:rPr>
+    </w:lvl>
+    <w:lvl w:ilvl="8">
+      <w:start w:val="1"/>
+      <w:numFmt w:val="decimal"/>
+      <w:isLgl/>
+      <w:lvlText w:val="%1.%2.%3.%4.%5.%6.%7.%8.%9"/>
+      <w:lvlJc w:val="left"/>
+      <w:pPr>
+        <w:ind w:left="2520" w:hanging="2160"/>
+      </w:pPr>
+      <w:rPr>
+        <w:rFonts w:cs="Times New Roman" w:hint="default"/>
+      </w:rPr>
+    </w:lvl>
+  </w:abstractNum>
+  <w:abstractNum w:abstractNumId="8" w15:restartNumberingAfterBreak="0">
     <w:nsid w:val="33CD6AB2"/>
     <w:multiLevelType w:val="hybridMultilevel"/>
     <w:tmpl w:val="1228DCA8"/>
@@ -3272,7 +3753,7 @@
       </w:rPr>
     </w:lvl>
   </w:abstractNum>
-  <w:abstractNum w:abstractNumId="8" w15:restartNumberingAfterBreak="0">
+  <w:abstractNum w:abstractNumId="9" w15:restartNumberingAfterBreak="0">
     <w:nsid w:val="3441626C"/>
     <w:multiLevelType w:val="hybridMultilevel"/>
     <w:tmpl w:val="19621D2A"/>
@@ -3358,7 +3839,7 @@
       </w:pPr>
     </w:lvl>
   </w:abstractNum>
-  <w:abstractNum w:abstractNumId="9" w15:restartNumberingAfterBreak="0">
+  <w:abstractNum w:abstractNumId="10" w15:restartNumberingAfterBreak="0">
     <w:nsid w:val="36E53052"/>
     <w:multiLevelType w:val="hybridMultilevel"/>
     <w:tmpl w:val="E83E4B46"/>
@@ -3471,7 +3952,7 @@
       </w:rPr>
     </w:lvl>
   </w:abstractNum>
-  <w:abstractNum w:abstractNumId="10" w15:restartNumberingAfterBreak="0">
+  <w:abstractNum w:abstractNumId="11" w15:restartNumberingAfterBreak="0">
     <w:nsid w:val="38752624"/>
     <w:multiLevelType w:val="hybridMultilevel"/>
     <w:tmpl w:val="D2AE1672"/>
@@ -3584,7 +4065,7 @@
       </w:rPr>
     </w:lvl>
   </w:abstractNum>
-  <w:abstractNum w:abstractNumId="11" w15:restartNumberingAfterBreak="0">
+  <w:abstractNum w:abstractNumId="12" w15:restartNumberingAfterBreak="0">
     <w:nsid w:val="38E97608"/>
     <w:multiLevelType w:val="hybridMultilevel"/>
     <w:tmpl w:val="D01A2E9A"/>
@@ -3697,7 +4178,7 @@
       </w:rPr>
     </w:lvl>
   </w:abstractNum>
-  <w:abstractNum w:abstractNumId="12" w15:restartNumberingAfterBreak="0">
+  <w:abstractNum w:abstractNumId="13" w15:restartNumberingAfterBreak="0">
     <w:nsid w:val="3A1B4DDC"/>
     <w:multiLevelType w:val="multilevel"/>
     <w:tmpl w:val="8CC8806A"/>
@@ -3846,7 +4327,120 @@
       </w:rPr>
     </w:lvl>
   </w:abstractNum>
-  <w:abstractNum w:abstractNumId="13" w15:restartNumberingAfterBreak="0">
+  <w:abstractNum w:abstractNumId="14" w15:restartNumberingAfterBreak="0">
+    <w:nsid w:val="3D080A25"/>
+    <w:multiLevelType w:val="hybridMultilevel"/>
+    <w:tmpl w:val="9ACE5D0C"/>
+    <w:lvl w:ilvl="0" w:tplc="04190001">
+      <w:start w:val="1"/>
+      <w:numFmt w:val="bullet"/>
+      <w:lvlText w:val=""/>
+      <w:lvlJc w:val="left"/>
+      <w:pPr>
+        <w:ind w:left="720" w:hanging="360"/>
+      </w:pPr>
+      <w:rPr>
+        <w:rFonts w:ascii="Symbol" w:hAnsi="Symbol" w:hint="default"/>
+      </w:rPr>
+    </w:lvl>
+    <w:lvl w:ilvl="1" w:tplc="04190003" w:tentative="1">
+      <w:start w:val="1"/>
+      <w:numFmt w:val="bullet"/>
+      <w:lvlText w:val="o"/>
+      <w:lvlJc w:val="left"/>
+      <w:pPr>
+        <w:ind w:left="1440" w:hanging="360"/>
+      </w:pPr>
+      <w:rPr>
+        <w:rFonts w:ascii="Courier New" w:hAnsi="Courier New" w:cs="Courier New" w:hint="default"/>
+      </w:rPr>
+    </w:lvl>
+    <w:lvl w:ilvl="2" w:tplc="04190005" w:tentative="1">
+      <w:start w:val="1"/>
+      <w:numFmt w:val="bullet"/>
+      <w:lvlText w:val=""/>
+      <w:lvlJc w:val="left"/>
+      <w:pPr>
+        <w:ind w:left="2160" w:hanging="360"/>
+      </w:pPr>
+      <w:rPr>
+        <w:rFonts w:ascii="Wingdings" w:hAnsi="Wingdings" w:hint="default"/>
+      </w:rPr>
+    </w:lvl>
+    <w:lvl w:ilvl="3" w:tplc="04190001" w:tentative="1">
+      <w:start w:val="1"/>
+      <w:numFmt w:val="bullet"/>
+      <w:lvlText w:val=""/>
+      <w:lvlJc w:val="left"/>
+      <w:pPr>
+        <w:ind w:left="2880" w:hanging="360"/>
+      </w:pPr>
+      <w:rPr>
+        <w:rFonts w:ascii="Symbol" w:hAnsi="Symbol" w:hint="default"/>
+      </w:rPr>
+    </w:lvl>
+    <w:lvl w:ilvl="4" w:tplc="04190003" w:tentative="1">
+      <w:start w:val="1"/>
+      <w:numFmt w:val="bullet"/>
+      <w:lvlText w:val="o"/>
+      <w:lvlJc w:val="left"/>
+      <w:pPr>
+        <w:ind w:left="3600" w:hanging="360"/>
+      </w:pPr>
+      <w:rPr>
+        <w:rFonts w:ascii="Courier New" w:hAnsi="Courier New" w:cs="Courier New" w:hint="default"/>
+      </w:rPr>
+    </w:lvl>
+    <w:lvl w:ilvl="5" w:tplc="04190005" w:tentative="1">
+      <w:start w:val="1"/>
+      <w:numFmt w:val="bullet"/>
+      <w:lvlText w:val=""/>
+      <w:lvlJc w:val="left"/>
+      <w:pPr>
+        <w:ind w:left="4320" w:hanging="360"/>
+      </w:pPr>
+      <w:rPr>
+        <w:rFonts w:ascii="Wingdings" w:hAnsi="Wingdings" w:hint="default"/>
+      </w:rPr>
+    </w:lvl>
+    <w:lvl w:ilvl="6" w:tplc="04190001" w:tentative="1">
+      <w:start w:val="1"/>
+      <w:numFmt w:val="bullet"/>
+      <w:lvlText w:val=""/>
+      <w:lvlJc w:val="left"/>
+      <w:pPr>
+        <w:ind w:left="5040" w:hanging="360"/>
+      </w:pPr>
+      <w:rPr>
+        <w:rFonts w:ascii="Symbol" w:hAnsi="Symbol" w:hint="default"/>
+      </w:rPr>
+    </w:lvl>
+    <w:lvl w:ilvl="7" w:tplc="04190003" w:tentative="1">
+      <w:start w:val="1"/>
+      <w:numFmt w:val="bullet"/>
+      <w:lvlText w:val="o"/>
+      <w:lvlJc w:val="left"/>
+      <w:pPr>
+        <w:ind w:left="5760" w:hanging="360"/>
+      </w:pPr>
+      <w:rPr>
+        <w:rFonts w:ascii="Courier New" w:hAnsi="Courier New" w:cs="Courier New" w:hint="default"/>
+      </w:rPr>
+    </w:lvl>
+    <w:lvl w:ilvl="8" w:tplc="04190005" w:tentative="1">
+      <w:start w:val="1"/>
+      <w:numFmt w:val="bullet"/>
+      <w:lvlText w:val=""/>
+      <w:lvlJc w:val="left"/>
+      <w:pPr>
+        <w:ind w:left="6480" w:hanging="360"/>
+      </w:pPr>
+      <w:rPr>
+        <w:rFonts w:ascii="Wingdings" w:hAnsi="Wingdings" w:hint="default"/>
+      </w:rPr>
+    </w:lvl>
+  </w:abstractNum>
+  <w:abstractNum w:abstractNumId="15" w15:restartNumberingAfterBreak="0">
     <w:nsid w:val="4AB37F7F"/>
     <w:multiLevelType w:val="hybridMultilevel"/>
     <w:tmpl w:val="4AEEF380"/>
@@ -3959,7 +4553,7 @@
       </w:rPr>
     </w:lvl>
   </w:abstractNum>
-  <w:abstractNum w:abstractNumId="14" w15:restartNumberingAfterBreak="0">
+  <w:abstractNum w:abstractNumId="16" w15:restartNumberingAfterBreak="0">
     <w:nsid w:val="4D63229F"/>
     <w:multiLevelType w:val="hybridMultilevel"/>
     <w:tmpl w:val="A648C058"/>
@@ -4048,7 +4642,7 @@
       </w:pPr>
     </w:lvl>
   </w:abstractNum>
-  <w:abstractNum w:abstractNumId="15" w15:restartNumberingAfterBreak="0">
+  <w:abstractNum w:abstractNumId="17" w15:restartNumberingAfterBreak="0">
     <w:nsid w:val="58242FB7"/>
     <w:multiLevelType w:val="hybridMultilevel"/>
     <w:tmpl w:val="B90A5D56"/>
@@ -4137,7 +4731,7 @@
       </w:pPr>
     </w:lvl>
   </w:abstractNum>
-  <w:abstractNum w:abstractNumId="16" w15:restartNumberingAfterBreak="0">
+  <w:abstractNum w:abstractNumId="18" w15:restartNumberingAfterBreak="0">
     <w:nsid w:val="5A25079C"/>
     <w:multiLevelType w:val="hybridMultilevel"/>
     <w:tmpl w:val="8EBA0772"/>
@@ -4227,7 +4821,7 @@
       </w:pPr>
     </w:lvl>
   </w:abstractNum>
-  <w:abstractNum w:abstractNumId="17" w15:restartNumberingAfterBreak="0">
+  <w:abstractNum w:abstractNumId="19" w15:restartNumberingAfterBreak="0">
     <w:nsid w:val="5BBE5D91"/>
     <w:multiLevelType w:val="hybridMultilevel"/>
     <w:tmpl w:val="EC7E5AFA"/>
@@ -4319,7 +4913,7 @@
       </w:pPr>
     </w:lvl>
   </w:abstractNum>
-  <w:abstractNum w:abstractNumId="18" w15:restartNumberingAfterBreak="0">
+  <w:abstractNum w:abstractNumId="20" w15:restartNumberingAfterBreak="0">
     <w:nsid w:val="5DA01498"/>
     <w:multiLevelType w:val="hybridMultilevel"/>
     <w:tmpl w:val="51348BF4"/>
@@ -4431,7 +5025,7 @@
       </w:rPr>
     </w:lvl>
   </w:abstractNum>
-  <w:abstractNum w:abstractNumId="19" w15:restartNumberingAfterBreak="0">
+  <w:abstractNum w:abstractNumId="21" w15:restartNumberingAfterBreak="0">
     <w:nsid w:val="670D2DE4"/>
     <w:multiLevelType w:val="hybridMultilevel"/>
     <w:tmpl w:val="A29CAB0E"/>
@@ -4544,7 +5138,7 @@
       </w:rPr>
     </w:lvl>
   </w:abstractNum>
-  <w:abstractNum w:abstractNumId="20" w15:restartNumberingAfterBreak="0">
+  <w:abstractNum w:abstractNumId="22" w15:restartNumberingAfterBreak="0">
     <w:nsid w:val="686F45B0"/>
     <w:multiLevelType w:val="multilevel"/>
     <w:tmpl w:val="54AA5734"/>
@@ -4693,7 +5287,125 @@
       </w:rPr>
     </w:lvl>
   </w:abstractNum>
-  <w:abstractNum w:abstractNumId="21" w15:restartNumberingAfterBreak="0">
+  <w:abstractNum w:abstractNumId="23" w15:restartNumberingAfterBreak="0">
+    <w:nsid w:val="68DC0866"/>
+    <w:multiLevelType w:val="multilevel"/>
+    <w:tmpl w:val="8D3246E6"/>
+    <w:lvl w:ilvl="0">
+      <w:start w:val="1"/>
+      <w:numFmt w:val="decimal"/>
+      <w:lvlText w:val="%1."/>
+      <w:lvlJc w:val="left"/>
+      <w:pPr>
+        <w:ind w:left="720" w:hanging="360"/>
+      </w:pPr>
+    </w:lvl>
+    <w:lvl w:ilvl="1">
+      <w:start w:val="1"/>
+      <w:numFmt w:val="decimal"/>
+      <w:isLgl/>
+      <w:lvlText w:val="%1.%2"/>
+      <w:lvlJc w:val="left"/>
+      <w:pPr>
+        <w:ind w:left="780" w:hanging="420"/>
+      </w:pPr>
+      <w:rPr>
+        <w:rFonts w:cs="Times New Roman" w:hint="default"/>
+      </w:rPr>
+    </w:lvl>
+    <w:lvl w:ilvl="2">
+      <w:start w:val="1"/>
+      <w:numFmt w:val="decimal"/>
+      <w:isLgl/>
+      <w:lvlText w:val="%1.%2.%3"/>
+      <w:lvlJc w:val="left"/>
+      <w:pPr>
+        <w:ind w:left="1080" w:hanging="720"/>
+      </w:pPr>
+      <w:rPr>
+        <w:rFonts w:cs="Times New Roman" w:hint="default"/>
+      </w:rPr>
+    </w:lvl>
+    <w:lvl w:ilvl="3">
+      <w:start w:val="1"/>
+      <w:numFmt w:val="decimal"/>
+      <w:isLgl/>
+      <w:lvlText w:val="%1.%2.%3.%4"/>
+      <w:lvlJc w:val="left"/>
+      <w:pPr>
+        <w:ind w:left="1440" w:hanging="1080"/>
+      </w:pPr>
+      <w:rPr>
+        <w:rFonts w:cs="Times New Roman" w:hint="default"/>
+      </w:rPr>
+    </w:lvl>
+    <w:lvl w:ilvl="4">
+      <w:start w:val="1"/>
+      <w:numFmt w:val="decimal"/>
+      <w:isLgl/>
+      <w:lvlText w:val="%1.%2.%3.%4.%5"/>
+      <w:lvlJc w:val="left"/>
+      <w:pPr>
+        <w:ind w:left="1440" w:hanging="1080"/>
+      </w:pPr>
+      <w:rPr>
+        <w:rFonts w:cs="Times New Roman" w:hint="default"/>
+      </w:rPr>
+    </w:lvl>
+    <w:lvl w:ilvl="5">
+      <w:start w:val="1"/>
+      <w:numFmt w:val="decimal"/>
+      <w:isLgl/>
+      <w:lvlText w:val="%1.%2.%3.%4.%5.%6"/>
+      <w:lvlJc w:val="left"/>
+      <w:pPr>
+        <w:ind w:left="1800" w:hanging="1440"/>
+      </w:pPr>
+      <w:rPr>
+        <w:rFonts w:cs="Times New Roman" w:hint="default"/>
+      </w:rPr>
+    </w:lvl>
+    <w:lvl w:ilvl="6">
+      <w:start w:val="1"/>
+      <w:numFmt w:val="decimal"/>
+      <w:isLgl/>
+      <w:lvlText w:val="%1.%2.%3.%4.%5.%6.%7"/>
+      <w:lvlJc w:val="left"/>
+      <w:pPr>
+        <w:ind w:left="1800" w:hanging="1440"/>
+      </w:pPr>
+      <w:rPr>
+        <w:rFonts w:cs="Times New Roman" w:hint="default"/>
+      </w:rPr>
+    </w:lvl>
+    <w:lvl w:ilvl="7">
+      <w:start w:val="1"/>
+      <w:numFmt w:val="decimal"/>
+      <w:isLgl/>
+      <w:lvlText w:val="%1.%2.%3.%4.%5.%6.%7.%8"/>
+      <w:lvlJc w:val="left"/>
+      <w:pPr>
+        <w:ind w:left="2160" w:hanging="1800"/>
+      </w:pPr>
+      <w:rPr>
+        <w:rFonts w:cs="Times New Roman" w:hint="default"/>
+      </w:rPr>
+    </w:lvl>
+    <w:lvl w:ilvl="8">
+      <w:start w:val="1"/>
+      <w:numFmt w:val="decimal"/>
+      <w:isLgl/>
+      <w:lvlText w:val="%1.%2.%3.%4.%5.%6.%7.%8.%9"/>
+      <w:lvlJc w:val="left"/>
+      <w:pPr>
+        <w:ind w:left="2520" w:hanging="2160"/>
+      </w:pPr>
+      <w:rPr>
+        <w:rFonts w:cs="Times New Roman" w:hint="default"/>
+      </w:rPr>
+    </w:lvl>
+  </w:abstractNum>
+  <w:abstractNum w:abstractNumId="24" w15:restartNumberingAfterBreak="0">
     <w:nsid w:val="6A5E59F1"/>
     <w:multiLevelType w:val="hybridMultilevel"/>
     <w:tmpl w:val="61EC1BAA"/>
@@ -4806,7 +5518,7 @@
       </w:rPr>
     </w:lvl>
   </w:abstractNum>
-  <w:abstractNum w:abstractNumId="22" w15:restartNumberingAfterBreak="0">
+  <w:abstractNum w:abstractNumId="25" w15:restartNumberingAfterBreak="0">
     <w:nsid w:val="6D9E0DE2"/>
     <w:multiLevelType w:val="hybridMultilevel"/>
     <w:tmpl w:val="87EE377C"/>
@@ -4919,7 +5631,7 @@
       </w:rPr>
     </w:lvl>
   </w:abstractNum>
-  <w:abstractNum w:abstractNumId="23" w15:restartNumberingAfterBreak="0">
+  <w:abstractNum w:abstractNumId="26" w15:restartNumberingAfterBreak="0">
     <w:nsid w:val="6EA208F5"/>
     <w:multiLevelType w:val="hybridMultilevel"/>
     <w:tmpl w:val="1FBCE210"/>
@@ -5008,7 +5720,7 @@
       </w:pPr>
     </w:lvl>
   </w:abstractNum>
-  <w:abstractNum w:abstractNumId="24" w15:restartNumberingAfterBreak="0">
+  <w:abstractNum w:abstractNumId="27" w15:restartNumberingAfterBreak="0">
     <w:nsid w:val="708739C3"/>
     <w:multiLevelType w:val="multilevel"/>
     <w:tmpl w:val="741022AE"/>
@@ -5157,10 +5869,10 @@
       </w:rPr>
     </w:lvl>
   </w:abstractNum>
-  <w:abstractNum w:abstractNumId="25" w15:restartNumberingAfterBreak="0">
+  <w:abstractNum w:abstractNumId="28" w15:restartNumberingAfterBreak="0">
     <w:nsid w:val="70884F83"/>
     <w:multiLevelType w:val="hybridMultilevel"/>
-    <w:tmpl w:val="260E33A2"/>
+    <w:tmpl w:val="22B4CF98"/>
     <w:lvl w:ilvl="0" w:tplc="0419000F">
       <w:start w:val="1"/>
       <w:numFmt w:val="decimal"/>
@@ -5246,7 +5958,125 @@
       </w:pPr>
     </w:lvl>
   </w:abstractNum>
-  <w:abstractNum w:abstractNumId="26" w15:restartNumberingAfterBreak="0">
+  <w:abstractNum w:abstractNumId="29" w15:restartNumberingAfterBreak="0">
+    <w:nsid w:val="72AC11CC"/>
+    <w:multiLevelType w:val="multilevel"/>
+    <w:tmpl w:val="8D3246E6"/>
+    <w:lvl w:ilvl="0">
+      <w:start w:val="1"/>
+      <w:numFmt w:val="decimal"/>
+      <w:lvlText w:val="%1."/>
+      <w:lvlJc w:val="left"/>
+      <w:pPr>
+        <w:ind w:left="720" w:hanging="360"/>
+      </w:pPr>
+    </w:lvl>
+    <w:lvl w:ilvl="1">
+      <w:start w:val="1"/>
+      <w:numFmt w:val="decimal"/>
+      <w:isLgl/>
+      <w:lvlText w:val="%1.%2"/>
+      <w:lvlJc w:val="left"/>
+      <w:pPr>
+        <w:ind w:left="780" w:hanging="420"/>
+      </w:pPr>
+      <w:rPr>
+        <w:rFonts w:cs="Times New Roman" w:hint="default"/>
+      </w:rPr>
+    </w:lvl>
+    <w:lvl w:ilvl="2">
+      <w:start w:val="1"/>
+      <w:numFmt w:val="decimal"/>
+      <w:isLgl/>
+      <w:lvlText w:val="%1.%2.%3"/>
+      <w:lvlJc w:val="left"/>
+      <w:pPr>
+        <w:ind w:left="1080" w:hanging="720"/>
+      </w:pPr>
+      <w:rPr>
+        <w:rFonts w:cs="Times New Roman" w:hint="default"/>
+      </w:rPr>
+    </w:lvl>
+    <w:lvl w:ilvl="3">
+      <w:start w:val="1"/>
+      <w:numFmt w:val="decimal"/>
+      <w:isLgl/>
+      <w:lvlText w:val="%1.%2.%3.%4"/>
+      <w:lvlJc w:val="left"/>
+      <w:pPr>
+        <w:ind w:left="1440" w:hanging="1080"/>
+      </w:pPr>
+      <w:rPr>
+        <w:rFonts w:cs="Times New Roman" w:hint="default"/>
+      </w:rPr>
+    </w:lvl>
+    <w:lvl w:ilvl="4">
+      <w:start w:val="1"/>
+      <w:numFmt w:val="decimal"/>
+      <w:isLgl/>
+      <w:lvlText w:val="%1.%2.%3.%4.%5"/>
+      <w:lvlJc w:val="left"/>
+      <w:pPr>
+        <w:ind w:left="1440" w:hanging="1080"/>
+      </w:pPr>
+      <w:rPr>
+        <w:rFonts w:cs="Times New Roman" w:hint="default"/>
+      </w:rPr>
+    </w:lvl>
+    <w:lvl w:ilvl="5">
+      <w:start w:val="1"/>
+      <w:numFmt w:val="decimal"/>
+      <w:isLgl/>
+      <w:lvlText w:val="%1.%2.%3.%4.%5.%6"/>
+      <w:lvlJc w:val="left"/>
+      <w:pPr>
+        <w:ind w:left="1800" w:hanging="1440"/>
+      </w:pPr>
+      <w:rPr>
+        <w:rFonts w:cs="Times New Roman" w:hint="default"/>
+      </w:rPr>
+    </w:lvl>
+    <w:lvl w:ilvl="6">
+      <w:start w:val="1"/>
+      <w:numFmt w:val="decimal"/>
+      <w:isLgl/>
+      <w:lvlText w:val="%1.%2.%3.%4.%5.%6.%7"/>
+      <w:lvlJc w:val="left"/>
+      <w:pPr>
+        <w:ind w:left="1800" w:hanging="1440"/>
+      </w:pPr>
+      <w:rPr>
+        <w:rFonts w:cs="Times New Roman" w:hint="default"/>
+      </w:rPr>
+    </w:lvl>
+    <w:lvl w:ilvl="7">
+      <w:start w:val="1"/>
+      <w:numFmt w:val="decimal"/>
+      <w:isLgl/>
+      <w:lvlText w:val="%1.%2.%3.%4.%5.%6.%7.%8"/>
+      <w:lvlJc w:val="left"/>
+      <w:pPr>
+        <w:ind w:left="2160" w:hanging="1800"/>
+      </w:pPr>
+      <w:rPr>
+        <w:rFonts w:cs="Times New Roman" w:hint="default"/>
+      </w:rPr>
+    </w:lvl>
+    <w:lvl w:ilvl="8">
+      <w:start w:val="1"/>
+      <w:numFmt w:val="decimal"/>
+      <w:isLgl/>
+      <w:lvlText w:val="%1.%2.%3.%4.%5.%6.%7.%8.%9"/>
+      <w:lvlJc w:val="left"/>
+      <w:pPr>
+        <w:ind w:left="2520" w:hanging="2160"/>
+      </w:pPr>
+      <w:rPr>
+        <w:rFonts w:cs="Times New Roman" w:hint="default"/>
+      </w:rPr>
+    </w:lvl>
+  </w:abstractNum>
+  <w:abstractNum w:abstractNumId="30" w15:restartNumberingAfterBreak="0">
     <w:nsid w:val="73067667"/>
     <w:multiLevelType w:val="multilevel"/>
     <w:tmpl w:val="373C75A0"/>
@@ -5395,7 +6225,7 @@
       </w:rPr>
     </w:lvl>
   </w:abstractNum>
-  <w:abstractNum w:abstractNumId="27" w15:restartNumberingAfterBreak="0">
+  <w:abstractNum w:abstractNumId="31" w15:restartNumberingAfterBreak="0">
     <w:nsid w:val="73D804D7"/>
     <w:multiLevelType w:val="hybridMultilevel"/>
     <w:tmpl w:val="97C03AE4"/>
@@ -5484,7 +6314,7 @@
       </w:pPr>
     </w:lvl>
   </w:abstractNum>
-  <w:abstractNum w:abstractNumId="28" w15:restartNumberingAfterBreak="0">
+  <w:abstractNum w:abstractNumId="32" w15:restartNumberingAfterBreak="0">
     <w:nsid w:val="78CF6761"/>
     <w:multiLevelType w:val="multilevel"/>
     <w:tmpl w:val="6888B148"/>
@@ -5633,7 +6463,7 @@
       </w:rPr>
     </w:lvl>
   </w:abstractNum>
-  <w:abstractNum w:abstractNumId="29" w15:restartNumberingAfterBreak="0">
+  <w:abstractNum w:abstractNumId="33" w15:restartNumberingAfterBreak="0">
     <w:nsid w:val="7B91300E"/>
     <w:multiLevelType w:val="hybridMultilevel"/>
     <w:tmpl w:val="86FAAAF8"/>
@@ -5722,7 +6552,7 @@
       </w:pPr>
     </w:lvl>
   </w:abstractNum>
-  <w:abstractNum w:abstractNumId="30" w15:restartNumberingAfterBreak="0">
+  <w:abstractNum w:abstractNumId="34" w15:restartNumberingAfterBreak="0">
     <w:nsid w:val="7DBF65E5"/>
     <w:multiLevelType w:val="hybridMultilevel"/>
     <w:tmpl w:val="2604AE26"/>
@@ -5811,7 +6641,7 @@
       </w:pPr>
     </w:lvl>
   </w:abstractNum>
-  <w:abstractNum w:abstractNumId="31" w15:restartNumberingAfterBreak="0">
+  <w:abstractNum w:abstractNumId="35" w15:restartNumberingAfterBreak="0">
     <w:nsid w:val="7F774EF2"/>
     <w:multiLevelType w:val="hybridMultilevel"/>
     <w:tmpl w:val="D212BC28"/>
@@ -5925,91 +6755,91 @@
     </w:lvl>
   </w:abstractNum>
   <w:num w:numId="1">
-    <w:abstractNumId w:val="29"/>
+    <w:abstractNumId w:val="33"/>
   </w:num>
   <w:num w:numId="2">
     <w:abstractNumId w:val="1"/>
   </w:num>
   <w:num w:numId="3">
-    <w:abstractNumId w:val="17"/>
+    <w:abstractNumId w:val="19"/>
   </w:num>
   <w:num w:numId="4">
-    <w:abstractNumId w:val="23"/>
+    <w:abstractNumId w:val="26"/>
   </w:num>
   <w:num w:numId="5">
-    <w:abstractNumId w:val="14"/>
+    <w:abstractNumId w:val="16"/>
   </w:num>
   <w:num w:numId="6">
-    <w:abstractNumId w:val="10"/>
+    <w:abstractNumId w:val="11"/>
   </w:num>
   <w:num w:numId="7">
     <w:abstractNumId w:val="3"/>
   </w:num>
   <w:num w:numId="8">
-    <w:abstractNumId w:val="18"/>
+    <w:abstractNumId w:val="20"/>
   </w:num>
   <w:num w:numId="9">
-    <w:abstractNumId w:val="11"/>
+    <w:abstractNumId w:val="12"/>
   </w:num>
   <w:num w:numId="10">
-    <w:abstractNumId w:val="21"/>
+    <w:abstractNumId w:val="24"/>
   </w:num>
   <w:num w:numId="11">
-    <w:abstractNumId w:val="13"/>
+    <w:abstractNumId w:val="15"/>
   </w:num>
   <w:num w:numId="12">
     <w:abstractNumId w:val="4"/>
   </w:num>
   <w:num w:numId="13">
-    <w:abstractNumId w:val="9"/>
+    <w:abstractNumId w:val="10"/>
   </w:num>
   <w:num w:numId="14">
-    <w:abstractNumId w:val="7"/>
+    <w:abstractNumId w:val="8"/>
   </w:num>
   <w:num w:numId="15">
-    <w:abstractNumId w:val="31"/>
+    <w:abstractNumId w:val="35"/>
   </w:num>
   <w:num w:numId="16">
     <w:abstractNumId w:val="0"/>
   </w:num>
   <w:num w:numId="17">
-    <w:abstractNumId w:val="22"/>
+    <w:abstractNumId w:val="25"/>
   </w:num>
   <w:num w:numId="18">
-    <w:abstractNumId w:val="19"/>
+    <w:abstractNumId w:val="21"/>
   </w:num>
   <w:num w:numId="19">
-    <w:abstractNumId w:val="12"/>
+    <w:abstractNumId w:val="13"/>
   </w:num>
   <w:num w:numId="20">
     <w:abstractNumId w:val="2"/>
   </w:num>
   <w:num w:numId="21">
-    <w:abstractNumId w:val="8"/>
+    <w:abstractNumId w:val="9"/>
   </w:num>
   <w:num w:numId="22">
     <w:abstractNumId w:val="6"/>
   </w:num>
   <w:num w:numId="23">
-    <w:abstractNumId w:val="15"/>
+    <w:abstractNumId w:val="17"/>
   </w:num>
   <w:num w:numId="24">
-    <w:abstractNumId w:val="25"/>
+    <w:abstractNumId w:val="28"/>
   </w:num>
   <w:num w:numId="25">
-    <w:abstractNumId w:val="24"/>
+    <w:abstractNumId w:val="27"/>
   </w:num>
   <w:num w:numId="26">
-    <w:abstractNumId w:val="26"/>
+    <w:abstractNumId w:val="30"/>
   </w:num>
   <w:num w:numId="27">
-    <w:abstractNumId w:val="28"/>
+    <w:abstractNumId w:val="32"/>
   </w:num>
   <w:num w:numId="28">
-    <w:abstractNumId w:val="30"/>
+    <w:abstractNumId w:val="34"/>
   </w:num>
   <w:num w:numId="29">
-    <w:abstractNumId w:val="20"/>
+    <w:abstractNumId w:val="22"/>
     <w:lvlOverride w:ilvl="0">
       <w:lvl w:ilvl="0">
         <w:numFmt w:val="bullet"/>
@@ -6029,20 +6859,32 @@
     </w:lvlOverride>
   </w:num>
   <w:num w:numId="30">
-    <w:abstractNumId w:val="16"/>
+    <w:abstractNumId w:val="18"/>
   </w:num>
   <w:num w:numId="31">
     <w:abstractNumId w:val="5"/>
   </w:num>
   <w:num w:numId="32">
-    <w:abstractNumId w:val="27"/>
+    <w:abstractNumId w:val="31"/>
+  </w:num>
+  <w:num w:numId="33">
+    <w:abstractNumId w:val="14"/>
+  </w:num>
+  <w:num w:numId="34">
+    <w:abstractNumId w:val="7"/>
+  </w:num>
+  <w:num w:numId="35">
+    <w:abstractNumId w:val="29"/>
+  </w:num>
+  <w:num w:numId="36">
+    <w:abstractNumId w:val="23"/>
   </w:num>
   <w:numIdMacAtCleanup w:val="10"/>
 </w:numbering>
 </file>
 
 <file path=word/styles.xml><?xml version="1.0" encoding="utf-8"?>
-<w:styles xmlns:mc="http://schemas.openxmlformats.org/markup-compatibility/2006" xmlns:r="http://schemas.openxmlformats.org/officeDocument/2006/relationships" xmlns:w="http://schemas.openxmlformats.org/wordprocessingml/2006/main" xmlns:w14="http://schemas.microsoft.com/office/word/2010/wordml" xmlns:w15="http://schemas.microsoft.com/office/word/2012/wordml" xmlns:w16cex="http://schemas.microsoft.com/office/word/2018/wordml/cex" xmlns:w16cid="http://schemas.microsoft.com/office/word/2016/wordml/cid" xmlns:w16="http://schemas.microsoft.com/office/word/2018/wordml" xmlns:w16sdtdh="http://schemas.microsoft.com/office/word/2020/wordml/sdtdatahash" xmlns:w16se="http://schemas.microsoft.com/office/word/2015/wordml/symex" mc:Ignorable="w14 w15 w16se w16cid w16 w16cex w16sdtdh">
+<w:styles xmlns:mc="http://schemas.openxmlformats.org/markup-compatibility/2006" xmlns:r="http://schemas.openxmlformats.org/officeDocument/2006/relationships" xmlns:w="http://schemas.openxmlformats.org/wordprocessingml/2006/main" xmlns:w14="http://schemas.microsoft.com/office/word/2010/wordml" xmlns:w15="http://schemas.microsoft.com/office/word/2012/wordml" xmlns:w16se="http://schemas.microsoft.com/office/word/2015/wordml/symex" mc:Ignorable="w14 w15 w16se">
   <w:docDefaults>
     <w:rPrDefault>
       <w:rPr>
@@ -6058,7 +6900,7 @@
       </w:pPr>
     </w:pPrDefault>
   </w:docDefaults>
-  <w:latentStyles w:defLockedState="0" w:defUIPriority="99" w:defSemiHidden="0" w:defUnhideWhenUsed="0" w:defQFormat="0" w:count="376">
+  <w:latentStyles w:defLockedState="0" w:defUIPriority="99" w:defSemiHidden="0" w:defUnhideWhenUsed="0" w:defQFormat="0" w:count="371">
     <w:lsdException w:name="Normal" w:uiPriority="0" w:qFormat="1"/>
     <w:lsdException w:name="heading 1" w:uiPriority="9" w:qFormat="1"/>
     <w:lsdException w:name="heading 2" w:semiHidden="1" w:uiPriority="9" w:unhideWhenUsed="1" w:qFormat="1"/>
@@ -6430,20 +7272,15 @@
     <w:lsdException w:name="List Table 5 Dark Accent 6" w:uiPriority="50"/>
     <w:lsdException w:name="List Table 6 Colorful Accent 6" w:uiPriority="51"/>
     <w:lsdException w:name="List Table 7 Colorful Accent 6" w:uiPriority="52"/>
-    <w:lsdException w:name="Mention" w:semiHidden="1" w:unhideWhenUsed="1"/>
-    <w:lsdException w:name="Smart Hyperlink" w:semiHidden="1" w:unhideWhenUsed="1"/>
-    <w:lsdException w:name="Hashtag" w:semiHidden="1" w:unhideWhenUsed="1"/>
-    <w:lsdException w:name="Unresolved Mention" w:semiHidden="1" w:unhideWhenUsed="1"/>
-    <w:lsdException w:name="Smart Link" w:semiHidden="1" w:unhideWhenUsed="1"/>
   </w:latentStyles>
   <w:style w:type="paragraph" w:default="1" w:styleId="a">
     <w:name w:val="Normal"/>
     <w:qFormat/>
-    <w:rsid w:val="0033724B"/>
+    <w:rsid w:val="00412276"/>
     <w:pPr>
       <w:widowControl w:val="0"/>
       <w:suppressAutoHyphens/>
-      <w:spacing w:after="0" w:line="240" w:lineRule="auto"/>
+      <w:spacing w:after="0" w:line="360" w:lineRule="auto"/>
       <w:jc w:val="both"/>
     </w:pPr>
     <w:rPr>
@@ -6461,11 +7298,11 @@
     <w:link w:val="10"/>
     <w:uiPriority w:val="9"/>
     <w:qFormat/>
-    <w:rsid w:val="00790D90"/>
+    <w:rsid w:val="00716131"/>
     <w:pPr>
       <w:keepNext/>
       <w:keepLines/>
-      <w:spacing w:before="240" w:line="360" w:lineRule="auto"/>
+      <w:spacing w:before="240"/>
       <w:jc w:val="center"/>
       <w:outlineLvl w:val="0"/>
     </w:pPr>
@@ -6474,6 +7311,27 @@
       <w:b/>
       <w:sz w:val="32"/>
       <w:szCs w:val="29"/>
+    </w:rPr>
+  </w:style>
+  <w:style w:type="paragraph" w:styleId="2">
+    <w:name w:val="heading 2"/>
+    <w:basedOn w:val="a"/>
+    <w:next w:val="a"/>
+    <w:link w:val="20"/>
+    <w:uiPriority w:val="9"/>
+    <w:unhideWhenUsed/>
+    <w:qFormat/>
+    <w:rsid w:val="00716131"/>
+    <w:pPr>
+      <w:keepNext/>
+      <w:keepLines/>
+      <w:spacing w:before="40"/>
+      <w:outlineLvl w:val="1"/>
+    </w:pPr>
+    <w:rPr>
+      <w:rFonts w:eastAsiaTheme="majorEastAsia" w:cs="Mangal"/>
+      <w:b/>
+      <w:szCs w:val="23"/>
     </w:rPr>
   </w:style>
   <w:style w:type="paragraph" w:styleId="3">
@@ -6848,7 +7706,6 @@
     <w:pPr>
       <w:widowControl/>
       <w:suppressAutoHyphens w:val="0"/>
-      <w:spacing w:line="360" w:lineRule="auto"/>
       <w:ind w:firstLine="709"/>
     </w:pPr>
     <w:rPr>
@@ -6897,7 +7754,7 @@
     <w:basedOn w:val="a0"/>
     <w:link w:val="1"/>
     <w:uiPriority w:val="9"/>
-    <w:rsid w:val="00790D90"/>
+    <w:rsid w:val="00716131"/>
     <w:rPr>
       <w:rFonts w:ascii="Times New Roman" w:eastAsiaTheme="majorEastAsia" w:hAnsi="Times New Roman" w:cs="Mangal"/>
       <w:b/>
@@ -6983,7 +7840,7 @@
       <w:bCs/>
     </w:rPr>
   </w:style>
-  <w:style w:type="character" w:customStyle="1" w:styleId="2">
+  <w:style w:type="character" w:customStyle="1" w:styleId="21">
     <w:name w:val="Неразрешенное упоминание2"/>
     <w:basedOn w:val="a0"/>
     <w:uiPriority w:val="99"/>
@@ -7132,6 +7989,32 @@
     </w:pPr>
     <w:rPr>
       <w:rFonts w:cs="Mangal"/>
+    </w:rPr>
+  </w:style>
+  <w:style w:type="character" w:customStyle="1" w:styleId="20">
+    <w:name w:val="Заголовок 2 Знак"/>
+    <w:basedOn w:val="a0"/>
+    <w:link w:val="2"/>
+    <w:uiPriority w:val="9"/>
+    <w:rsid w:val="00716131"/>
+    <w:rPr>
+      <w:rFonts w:ascii="Times New Roman" w:eastAsiaTheme="majorEastAsia" w:hAnsi="Times New Roman" w:cs="Mangal"/>
+      <w:b/>
+      <w:kern w:val="2"/>
+      <w:sz w:val="28"/>
+      <w:szCs w:val="23"/>
+      <w:lang w:eastAsia="zh-CN" w:bidi="hi-IN"/>
+    </w:rPr>
+  </w:style>
+  <w:style w:type="character" w:styleId="af8">
+    <w:name w:val="Emphasis"/>
+    <w:basedOn w:val="a0"/>
+    <w:uiPriority w:val="20"/>
+    <w:qFormat/>
+    <w:rsid w:val="00716131"/>
+    <w:rPr>
+      <w:i/>
+      <w:iCs/>
     </w:rPr>
   </w:style>
 </w:styles>
@@ -7437,7 +8320,7 @@
 </file>
 
 <file path=customXml/itemProps1.xml><?xml version="1.0" encoding="utf-8"?>
-<ds:datastoreItem xmlns:ds="http://schemas.openxmlformats.org/officeDocument/2006/customXml" ds:itemID="{62729E7C-2344-44C1-AF32-78292891B856}">
+<ds:datastoreItem xmlns:ds="http://schemas.openxmlformats.org/officeDocument/2006/customXml" ds:itemID="{D98EC2B9-5418-45B2-B3F1-9C1A81439C09}">
   <ds:schemaRefs>
     <ds:schemaRef ds:uri="http://schemas.openxmlformats.org/officeDocument/2006/bibliography"/>
   </ds:schemaRefs>
